--- a/2023年/2023年9月中国电子学会软件编程图形化等级考试4级.docx
+++ b/2023年/2023年9月中国电子学会软件编程图形化等级考试4级.docx
@@ -1,282 +1,5 @@
 
-<file path=docProps\app.xml><?xml version="1.0" encoding="utf-8"?>
-<Properties xmlns="http://schemas.openxmlformats.org/officeDocument/2006/extended-properties" xmlns:vt="http://schemas.openxmlformats.org/officeDocument/2006/docPropsVTypes">
-  <Template>Normal.dotm</Template>
-  <Pages>1</Pages>
-  <Words>0</Words>
-  <Characters>0</Characters>
-  <Lines>0</Lines>
-  <Paragraphs>0</Paragraphs>
-  <TotalTime>1</TotalTime>
-  <ScaleCrop>false</ScaleCrop>
-  <LinksUpToDate>false</LinksUpToDate>
-  <CharactersWithSpaces>0</CharactersWithSpaces>
-  <Application>WPS Office_12.1.0.15398_F1E327BC-269C-435d-A152-05C5408002CA</Application>
-  <DocSecurity>0</DocSecurity>
-</Properties>
-</file>
-
-<file path=docProps\core.xml><?xml version="1.0" encoding="utf-8"?>
-<cp:coreProperties xmlns:cp="http://schemas.openxmlformats.org/package/2006/metadata/core-properties" xmlns:dc="http://purl.org/dc/elements/1.1/" xmlns:dcterms="http://purl.org/dc/terms/" xmlns:dcmitype="http://purl.org/dc/dcmitype/" xmlns:xsi="http://www.w3.org/2001/XMLSchema-instance">
-  <dcterms:created xsi:type="dcterms:W3CDTF">2023-10-07T04:08:15Z</dcterms:created>
-  <dc:creator>Administrator</dc:creator>
-  <cp:lastModifiedBy>黎～</cp:lastModifiedBy>
-  <dcterms:modified xsi:type="dcterms:W3CDTF">2023-10-07T04:09:17Z</dcterms:modified>
-</cp:coreProperties>
-</file>
-
-<file path=docProps\custom.xml><?xml version="1.0" encoding="utf-8"?>
-<Properties xmlns="http://schemas.openxmlformats.org/officeDocument/2006/custom-properties" xmlns:vt="http://schemas.openxmlformats.org/officeDocument/2006/docPropsVTypes">
-  <property fmtid="{D5CDD505-2E9C-101B-9397-08002B2CF9AE}" pid="2" name="KSOProductBuildVer">
-    <vt:lpwstr>2052-12.1.0.15398</vt:lpwstr>
-  </property>
-  <property fmtid="{D5CDD505-2E9C-101B-9397-08002B2CF9AE}" pid="3" name="ICV">
-    <vt:lpwstr>7DD68F3B27B944288FC6781BC269A6E2_12</vt:lpwstr>
-  </property>
-</Properties>
-</file>
-
-<file path=word\activeX\activeX1.xml><?xml version="1.0" encoding="utf-8"?>
-<ax:ocx xmlns:ax="http://schemas.microsoft.com/office/2006/activeX" xmlns:r="http://schemas.openxmlformats.org/officeDocument/2006/relationships" ax:classid="{5512D118-5CC6-11CF-8D67-00AA00BDCE1D}" r:id="rId1" ax:persistence="persistStorage"/>
-</file>
-
-<file path=word\activeX\activeX10.xml><?xml version="1.0" encoding="utf-8"?>
-<ax:ocx xmlns:ax="http://schemas.microsoft.com/office/2006/activeX" xmlns:r="http://schemas.openxmlformats.org/officeDocument/2006/relationships" ax:classid="{5512D118-5CC6-11CF-8D67-00AA00BDCE1D}" r:id="rId1" ax:persistence="persistStorage"/>
-</file>
-
-<file path=word\activeX\activeX11.xml><?xml version="1.0" encoding="utf-8"?>
-<ax:ocx xmlns:ax="http://schemas.microsoft.com/office/2006/activeX" xmlns:r="http://schemas.openxmlformats.org/officeDocument/2006/relationships" ax:classid="{5512D118-5CC6-11CF-8D67-00AA00BDCE1D}" r:id="rId1" ax:persistence="persistStorage"/>
-</file>
-
-<file path=word\activeX\activeX12.xml><?xml version="1.0" encoding="utf-8"?>
-<ax:ocx xmlns:ax="http://schemas.microsoft.com/office/2006/activeX" xmlns:r="http://schemas.openxmlformats.org/officeDocument/2006/relationships" ax:classid="{5512D118-5CC6-11CF-8D67-00AA00BDCE1D}" r:id="rId1" ax:persistence="persistStorage"/>
-</file>
-
-<file path=word\activeX\activeX13.xml><?xml version="1.0" encoding="utf-8"?>
-<ax:ocx xmlns:ax="http://schemas.microsoft.com/office/2006/activeX" xmlns:r="http://schemas.openxmlformats.org/officeDocument/2006/relationships" ax:classid="{5512D118-5CC6-11CF-8D67-00AA00BDCE1D}" r:id="rId1" ax:persistence="persistStorage"/>
-</file>
-
-<file path=word\activeX\activeX14.xml><?xml version="1.0" encoding="utf-8"?>
-<ax:ocx xmlns:ax="http://schemas.microsoft.com/office/2006/activeX" xmlns:r="http://schemas.openxmlformats.org/officeDocument/2006/relationships" ax:classid="{5512D118-5CC6-11CF-8D67-00AA00BDCE1D}" r:id="rId1" ax:persistence="persistStorage"/>
-</file>
-
-<file path=word\activeX\activeX15.xml><?xml version="1.0" encoding="utf-8"?>
-<ax:ocx xmlns:ax="http://schemas.microsoft.com/office/2006/activeX" xmlns:r="http://schemas.openxmlformats.org/officeDocument/2006/relationships" ax:classid="{5512D118-5CC6-11CF-8D67-00AA00BDCE1D}" r:id="rId1" ax:persistence="persistStorage"/>
-</file>
-
-<file path=word\activeX\activeX16.xml><?xml version="1.0" encoding="utf-8"?>
-<ax:ocx xmlns:ax="http://schemas.microsoft.com/office/2006/activeX" xmlns:r="http://schemas.openxmlformats.org/officeDocument/2006/relationships" ax:classid="{5512D118-5CC6-11CF-8D67-00AA00BDCE1D}" r:id="rId1" ax:persistence="persistStorage"/>
-</file>
-
-<file path=word\activeX\activeX17.xml><?xml version="1.0" encoding="utf-8"?>
-<ax:ocx xmlns:ax="http://schemas.microsoft.com/office/2006/activeX" xmlns:r="http://schemas.openxmlformats.org/officeDocument/2006/relationships" ax:classid="{5512D118-5CC6-11CF-8D67-00AA00BDCE1D}" r:id="rId1" ax:persistence="persistStorage"/>
-</file>
-
-<file path=word\activeX\activeX18.xml><?xml version="1.0" encoding="utf-8"?>
-<ax:ocx xmlns:ax="http://schemas.microsoft.com/office/2006/activeX" xmlns:r="http://schemas.openxmlformats.org/officeDocument/2006/relationships" ax:classid="{5512D118-5CC6-11CF-8D67-00AA00BDCE1D}" r:id="rId1" ax:persistence="persistStorage"/>
-</file>
-
-<file path=word\activeX\activeX19.xml><?xml version="1.0" encoding="utf-8"?>
-<ax:ocx xmlns:ax="http://schemas.microsoft.com/office/2006/activeX" xmlns:r="http://schemas.openxmlformats.org/officeDocument/2006/relationships" ax:classid="{5512D118-5CC6-11CF-8D67-00AA00BDCE1D}" r:id="rId1" ax:persistence="persistStorage"/>
-</file>
-
-<file path=word\activeX\activeX2.xml><?xml version="1.0" encoding="utf-8"?>
-<ax:ocx xmlns:ax="http://schemas.microsoft.com/office/2006/activeX" xmlns:r="http://schemas.openxmlformats.org/officeDocument/2006/relationships" ax:classid="{5512D118-5CC6-11CF-8D67-00AA00BDCE1D}" r:id="rId1" ax:persistence="persistStorage"/>
-</file>
-
-<file path=word\activeX\activeX20.xml><?xml version="1.0" encoding="utf-8"?>
-<ax:ocx xmlns:ax="http://schemas.microsoft.com/office/2006/activeX" xmlns:r="http://schemas.openxmlformats.org/officeDocument/2006/relationships" ax:classid="{5512D118-5CC6-11CF-8D67-00AA00BDCE1D}" r:id="rId1" ax:persistence="persistStorage"/>
-</file>
-
-<file path=word\activeX\activeX21.xml><?xml version="1.0" encoding="utf-8"?>
-<ax:ocx xmlns:ax="http://schemas.microsoft.com/office/2006/activeX" xmlns:r="http://schemas.openxmlformats.org/officeDocument/2006/relationships" ax:classid="{5512D118-5CC6-11CF-8D67-00AA00BDCE1D}" r:id="rId1" ax:persistence="persistStorage"/>
-</file>
-
-<file path=word\activeX\activeX22.xml><?xml version="1.0" encoding="utf-8"?>
-<ax:ocx xmlns:ax="http://schemas.microsoft.com/office/2006/activeX" xmlns:r="http://schemas.openxmlformats.org/officeDocument/2006/relationships" ax:classid="{5512D118-5CC6-11CF-8D67-00AA00BDCE1D}" r:id="rId1" ax:persistence="persistStorage"/>
-</file>
-
-<file path=word\activeX\activeX23.xml><?xml version="1.0" encoding="utf-8"?>
-<ax:ocx xmlns:ax="http://schemas.microsoft.com/office/2006/activeX" xmlns:r="http://schemas.openxmlformats.org/officeDocument/2006/relationships" ax:classid="{5512D118-5CC6-11CF-8D67-00AA00BDCE1D}" r:id="rId1" ax:persistence="persistStorage"/>
-</file>
-
-<file path=word\activeX\activeX24.xml><?xml version="1.0" encoding="utf-8"?>
-<ax:ocx xmlns:ax="http://schemas.microsoft.com/office/2006/activeX" xmlns:r="http://schemas.openxmlformats.org/officeDocument/2006/relationships" ax:classid="{5512D118-5CC6-11CF-8D67-00AA00BDCE1D}" r:id="rId1" ax:persistence="persistStorage"/>
-</file>
-
-<file path=word\activeX\activeX25.xml><?xml version="1.0" encoding="utf-8"?>
-<ax:ocx xmlns:ax="http://schemas.microsoft.com/office/2006/activeX" xmlns:r="http://schemas.openxmlformats.org/officeDocument/2006/relationships" ax:classid="{5512D118-5CC6-11CF-8D67-00AA00BDCE1D}" r:id="rId1" ax:persistence="persistStorage"/>
-</file>
-
-<file path=word\activeX\activeX26.xml><?xml version="1.0" encoding="utf-8"?>
-<ax:ocx xmlns:ax="http://schemas.microsoft.com/office/2006/activeX" xmlns:r="http://schemas.openxmlformats.org/officeDocument/2006/relationships" ax:classid="{5512D118-5CC6-11CF-8D67-00AA00BDCE1D}" r:id="rId1" ax:persistence="persistStorage"/>
-</file>
-
-<file path=word\activeX\activeX27.xml><?xml version="1.0" encoding="utf-8"?>
-<ax:ocx xmlns:ax="http://schemas.microsoft.com/office/2006/activeX" xmlns:r="http://schemas.openxmlformats.org/officeDocument/2006/relationships" ax:classid="{5512D118-5CC6-11CF-8D67-00AA00BDCE1D}" r:id="rId1" ax:persistence="persistStorage"/>
-</file>
-
-<file path=word\activeX\activeX28.xml><?xml version="1.0" encoding="utf-8"?>
-<ax:ocx xmlns:ax="http://schemas.microsoft.com/office/2006/activeX" xmlns:r="http://schemas.openxmlformats.org/officeDocument/2006/relationships" ax:classid="{5512D118-5CC6-11CF-8D67-00AA00BDCE1D}" r:id="rId1" ax:persistence="persistStorage"/>
-</file>
-
-<file path=word\activeX\activeX29.xml><?xml version="1.0" encoding="utf-8"?>
-<ax:ocx xmlns:ax="http://schemas.microsoft.com/office/2006/activeX" xmlns:r="http://schemas.openxmlformats.org/officeDocument/2006/relationships" ax:classid="{5512D118-5CC6-11CF-8D67-00AA00BDCE1D}" r:id="rId1" ax:persistence="persistStorage"/>
-</file>
-
-<file path=word\activeX\activeX3.xml><?xml version="1.0" encoding="utf-8"?>
-<ax:ocx xmlns:ax="http://schemas.microsoft.com/office/2006/activeX" xmlns:r="http://schemas.openxmlformats.org/officeDocument/2006/relationships" ax:classid="{5512D118-5CC6-11CF-8D67-00AA00BDCE1D}" r:id="rId1" ax:persistence="persistStorage"/>
-</file>
-
-<file path=word\activeX\activeX30.xml><?xml version="1.0" encoding="utf-8"?>
-<ax:ocx xmlns:ax="http://schemas.microsoft.com/office/2006/activeX" xmlns:r="http://schemas.openxmlformats.org/officeDocument/2006/relationships" ax:classid="{5512D118-5CC6-11CF-8D67-00AA00BDCE1D}" r:id="rId1" ax:persistence="persistStorage"/>
-</file>
-
-<file path=word\activeX\activeX31.xml><?xml version="1.0" encoding="utf-8"?>
-<ax:ocx xmlns:ax="http://schemas.microsoft.com/office/2006/activeX" xmlns:r="http://schemas.openxmlformats.org/officeDocument/2006/relationships" ax:classid="{5512D118-5CC6-11CF-8D67-00AA00BDCE1D}" r:id="rId1" ax:persistence="persistStorage"/>
-</file>
-
-<file path=word\activeX\activeX32.xml><?xml version="1.0" encoding="utf-8"?>
-<ax:ocx xmlns:ax="http://schemas.microsoft.com/office/2006/activeX" xmlns:r="http://schemas.openxmlformats.org/officeDocument/2006/relationships" ax:classid="{5512D118-5CC6-11CF-8D67-00AA00BDCE1D}" r:id="rId1" ax:persistence="persistStorage"/>
-</file>
-
-<file path=word\activeX\activeX33.xml><?xml version="1.0" encoding="utf-8"?>
-<ax:ocx xmlns:ax="http://schemas.microsoft.com/office/2006/activeX" xmlns:r="http://schemas.openxmlformats.org/officeDocument/2006/relationships" ax:classid="{5512D118-5CC6-11CF-8D67-00AA00BDCE1D}" r:id="rId1" ax:persistence="persistStorage"/>
-</file>
-
-<file path=word\activeX\activeX34.xml><?xml version="1.0" encoding="utf-8"?>
-<ax:ocx xmlns:ax="http://schemas.microsoft.com/office/2006/activeX" xmlns:r="http://schemas.openxmlformats.org/officeDocument/2006/relationships" ax:classid="{5512D118-5CC6-11CF-8D67-00AA00BDCE1D}" r:id="rId1" ax:persistence="persistStorage"/>
-</file>
-
-<file path=word\activeX\activeX35.xml><?xml version="1.0" encoding="utf-8"?>
-<ax:ocx xmlns:ax="http://schemas.microsoft.com/office/2006/activeX" xmlns:r="http://schemas.openxmlformats.org/officeDocument/2006/relationships" ax:classid="{5512D118-5CC6-11CF-8D67-00AA00BDCE1D}" r:id="rId1" ax:persistence="persistStorage"/>
-</file>
-
-<file path=word\activeX\activeX36.xml><?xml version="1.0" encoding="utf-8"?>
-<ax:ocx xmlns:ax="http://schemas.microsoft.com/office/2006/activeX" xmlns:r="http://schemas.openxmlformats.org/officeDocument/2006/relationships" ax:classid="{5512D118-5CC6-11CF-8D67-00AA00BDCE1D}" r:id="rId1" ax:persistence="persistStorage"/>
-</file>
-
-<file path=word\activeX\activeX37.xml><?xml version="1.0" encoding="utf-8"?>
-<ax:ocx xmlns:ax="http://schemas.microsoft.com/office/2006/activeX" xmlns:r="http://schemas.openxmlformats.org/officeDocument/2006/relationships" ax:classid="{5512D118-5CC6-11CF-8D67-00AA00BDCE1D}" r:id="rId1" ax:persistence="persistStorage"/>
-</file>
-
-<file path=word\activeX\activeX38.xml><?xml version="1.0" encoding="utf-8"?>
-<ax:ocx xmlns:ax="http://schemas.microsoft.com/office/2006/activeX" xmlns:r="http://schemas.openxmlformats.org/officeDocument/2006/relationships" ax:classid="{5512D118-5CC6-11CF-8D67-00AA00BDCE1D}" r:id="rId1" ax:persistence="persistStorage"/>
-</file>
-
-<file path=word\activeX\activeX39.xml><?xml version="1.0" encoding="utf-8"?>
-<ax:ocx xmlns:ax="http://schemas.microsoft.com/office/2006/activeX" xmlns:r="http://schemas.openxmlformats.org/officeDocument/2006/relationships" ax:classid="{5512D118-5CC6-11CF-8D67-00AA00BDCE1D}" r:id="rId1" ax:persistence="persistStorage"/>
-</file>
-
-<file path=word\activeX\activeX4.xml><?xml version="1.0" encoding="utf-8"?>
-<ax:ocx xmlns:ax="http://schemas.microsoft.com/office/2006/activeX" xmlns:r="http://schemas.openxmlformats.org/officeDocument/2006/relationships" ax:classid="{5512D118-5CC6-11CF-8D67-00AA00BDCE1D}" r:id="rId1" ax:persistence="persistStorage"/>
-</file>
-
-<file path=word\activeX\activeX40.xml><?xml version="1.0" encoding="utf-8"?>
-<ax:ocx xmlns:ax="http://schemas.microsoft.com/office/2006/activeX" xmlns:r="http://schemas.openxmlformats.org/officeDocument/2006/relationships" ax:classid="{5512D118-5CC6-11CF-8D67-00AA00BDCE1D}" r:id="rId1" ax:persistence="persistStorage"/>
-</file>
-
-<file path=word\activeX\activeX41.xml><?xml version="1.0" encoding="utf-8"?>
-<ax:ocx xmlns:ax="http://schemas.microsoft.com/office/2006/activeX" xmlns:r="http://schemas.openxmlformats.org/officeDocument/2006/relationships" ax:classid="{5512D118-5CC6-11CF-8D67-00AA00BDCE1D}" r:id="rId1" ax:persistence="persistStorage"/>
-</file>
-
-<file path=word\activeX\activeX42.xml><?xml version="1.0" encoding="utf-8"?>
-<ax:ocx xmlns:ax="http://schemas.microsoft.com/office/2006/activeX" xmlns:r="http://schemas.openxmlformats.org/officeDocument/2006/relationships" ax:classid="{5512D118-5CC6-11CF-8D67-00AA00BDCE1D}" r:id="rId1" ax:persistence="persistStorage"/>
-</file>
-
-<file path=word\activeX\activeX43.xml><?xml version="1.0" encoding="utf-8"?>
-<ax:ocx xmlns:ax="http://schemas.microsoft.com/office/2006/activeX" xmlns:r="http://schemas.openxmlformats.org/officeDocument/2006/relationships" ax:classid="{5512D118-5CC6-11CF-8D67-00AA00BDCE1D}" r:id="rId1" ax:persistence="persistStorage"/>
-</file>
-
-<file path=word\activeX\activeX44.xml><?xml version="1.0" encoding="utf-8"?>
-<ax:ocx xmlns:ax="http://schemas.microsoft.com/office/2006/activeX" xmlns:r="http://schemas.openxmlformats.org/officeDocument/2006/relationships" ax:classid="{5512D118-5CC6-11CF-8D67-00AA00BDCE1D}" r:id="rId1" ax:persistence="persistStorage"/>
-</file>
-
-<file path=word\activeX\activeX45.xml><?xml version="1.0" encoding="utf-8"?>
-<ax:ocx xmlns:ax="http://schemas.microsoft.com/office/2006/activeX" xmlns:r="http://schemas.openxmlformats.org/officeDocument/2006/relationships" ax:classid="{5512D118-5CC6-11CF-8D67-00AA00BDCE1D}" r:id="rId1" ax:persistence="persistStorage"/>
-</file>
-
-<file path=word\activeX\activeX46.xml><?xml version="1.0" encoding="utf-8"?>
-<ax:ocx xmlns:ax="http://schemas.microsoft.com/office/2006/activeX" xmlns:r="http://schemas.openxmlformats.org/officeDocument/2006/relationships" ax:classid="{5512D118-5CC6-11CF-8D67-00AA00BDCE1D}" r:id="rId1" ax:persistence="persistStorage"/>
-</file>
-
-<file path=word\activeX\activeX47.xml><?xml version="1.0" encoding="utf-8"?>
-<ax:ocx xmlns:ax="http://schemas.microsoft.com/office/2006/activeX" xmlns:r="http://schemas.openxmlformats.org/officeDocument/2006/relationships" ax:classid="{5512D118-5CC6-11CF-8D67-00AA00BDCE1D}" r:id="rId1" ax:persistence="persistStorage"/>
-</file>
-
-<file path=word\activeX\activeX48.xml><?xml version="1.0" encoding="utf-8"?>
-<ax:ocx xmlns:ax="http://schemas.microsoft.com/office/2006/activeX" xmlns:r="http://schemas.openxmlformats.org/officeDocument/2006/relationships" ax:classid="{5512D118-5CC6-11CF-8D67-00AA00BDCE1D}" r:id="rId1" ax:persistence="persistStorage"/>
-</file>
-
-<file path=word\activeX\activeX49.xml><?xml version="1.0" encoding="utf-8"?>
-<ax:ocx xmlns:ax="http://schemas.microsoft.com/office/2006/activeX" xmlns:r="http://schemas.openxmlformats.org/officeDocument/2006/relationships" ax:classid="{5512D118-5CC6-11CF-8D67-00AA00BDCE1D}" r:id="rId1" ax:persistence="persistStorage"/>
-</file>
-
-<file path=word\activeX\activeX5.xml><?xml version="1.0" encoding="utf-8"?>
-<ax:ocx xmlns:ax="http://schemas.microsoft.com/office/2006/activeX" xmlns:r="http://schemas.openxmlformats.org/officeDocument/2006/relationships" ax:classid="{5512D118-5CC6-11CF-8D67-00AA00BDCE1D}" r:id="rId1" ax:persistence="persistStorage"/>
-</file>
-
-<file path=word\activeX\activeX50.xml><?xml version="1.0" encoding="utf-8"?>
-<ax:ocx xmlns:ax="http://schemas.microsoft.com/office/2006/activeX" xmlns:r="http://schemas.openxmlformats.org/officeDocument/2006/relationships" ax:classid="{5512D118-5CC6-11CF-8D67-00AA00BDCE1D}" r:id="rId1" ax:persistence="persistStorage"/>
-</file>
-
-<file path=word\activeX\activeX51.xml><?xml version="1.0" encoding="utf-8"?>
-<ax:ocx xmlns:ax="http://schemas.microsoft.com/office/2006/activeX" xmlns:r="http://schemas.openxmlformats.org/officeDocument/2006/relationships" ax:classid="{5512D118-5CC6-11CF-8D67-00AA00BDCE1D}" r:id="rId1" ax:persistence="persistStorage"/>
-</file>
-
-<file path=word\activeX\activeX52.xml><?xml version="1.0" encoding="utf-8"?>
-<ax:ocx xmlns:ax="http://schemas.microsoft.com/office/2006/activeX" xmlns:r="http://schemas.openxmlformats.org/officeDocument/2006/relationships" ax:classid="{5512D118-5CC6-11CF-8D67-00AA00BDCE1D}" r:id="rId1" ax:persistence="persistStorage"/>
-</file>
-
-<file path=word\activeX\activeX53.xml><?xml version="1.0" encoding="utf-8"?>
-<ax:ocx xmlns:ax="http://schemas.microsoft.com/office/2006/activeX" xmlns:r="http://schemas.openxmlformats.org/officeDocument/2006/relationships" ax:classid="{5512D118-5CC6-11CF-8D67-00AA00BDCE1D}" r:id="rId1" ax:persistence="persistStorage"/>
-</file>
-
-<file path=word\activeX\activeX54.xml><?xml version="1.0" encoding="utf-8"?>
-<ax:ocx xmlns:ax="http://schemas.microsoft.com/office/2006/activeX" xmlns:r="http://schemas.openxmlformats.org/officeDocument/2006/relationships" ax:classid="{5512D118-5CC6-11CF-8D67-00AA00BDCE1D}" r:id="rId1" ax:persistence="persistStorage"/>
-</file>
-
-<file path=word\activeX\activeX55.xml><?xml version="1.0" encoding="utf-8"?>
-<ax:ocx xmlns:ax="http://schemas.microsoft.com/office/2006/activeX" xmlns:r="http://schemas.openxmlformats.org/officeDocument/2006/relationships" ax:classid="{5512D118-5CC6-11CF-8D67-00AA00BDCE1D}" r:id="rId1" ax:persistence="persistStorage"/>
-</file>
-
-<file path=word\activeX\activeX56.xml><?xml version="1.0" encoding="utf-8"?>
-<ax:ocx xmlns:ax="http://schemas.microsoft.com/office/2006/activeX" xmlns:r="http://schemas.openxmlformats.org/officeDocument/2006/relationships" ax:classid="{5512D118-5CC6-11CF-8D67-00AA00BDCE1D}" r:id="rId1" ax:persistence="persistStorage"/>
-</file>
-
-<file path=word\activeX\activeX57.xml><?xml version="1.0" encoding="utf-8"?>
-<ax:ocx xmlns:ax="http://schemas.microsoft.com/office/2006/activeX" xmlns:r="http://schemas.openxmlformats.org/officeDocument/2006/relationships" ax:classid="{5512D118-5CC6-11CF-8D67-00AA00BDCE1D}" r:id="rId1" ax:persistence="persistStorage"/>
-</file>
-
-<file path=word\activeX\activeX58.xml><?xml version="1.0" encoding="utf-8"?>
-<ax:ocx xmlns:ax="http://schemas.microsoft.com/office/2006/activeX" xmlns:r="http://schemas.openxmlformats.org/officeDocument/2006/relationships" ax:classid="{5512D118-5CC6-11CF-8D67-00AA00BDCE1D}" r:id="rId1" ax:persistence="persistStorage"/>
-</file>
-
-<file path=word\activeX\activeX59.xml><?xml version="1.0" encoding="utf-8"?>
-<ax:ocx xmlns:ax="http://schemas.microsoft.com/office/2006/activeX" xmlns:r="http://schemas.openxmlformats.org/officeDocument/2006/relationships" ax:classid="{5512D118-5CC6-11CF-8D67-00AA00BDCE1D}" r:id="rId1" ax:persistence="persistStorage"/>
-</file>
-
-<file path=word\activeX\activeX6.xml><?xml version="1.0" encoding="utf-8"?>
-<ax:ocx xmlns:ax="http://schemas.microsoft.com/office/2006/activeX" xmlns:r="http://schemas.openxmlformats.org/officeDocument/2006/relationships" ax:classid="{5512D118-5CC6-11CF-8D67-00AA00BDCE1D}" r:id="rId1" ax:persistence="persistStorage"/>
-</file>
-
-<file path=word\activeX\activeX60.xml><?xml version="1.0" encoding="utf-8"?>
-<ax:ocx xmlns:ax="http://schemas.microsoft.com/office/2006/activeX" xmlns:r="http://schemas.openxmlformats.org/officeDocument/2006/relationships" ax:classid="{5512D118-5CC6-11CF-8D67-00AA00BDCE1D}" r:id="rId1" ax:persistence="persistStorage"/>
-</file>
-
-<file path=word\activeX\activeX7.xml><?xml version="1.0" encoding="utf-8"?>
-<ax:ocx xmlns:ax="http://schemas.microsoft.com/office/2006/activeX" xmlns:r="http://schemas.openxmlformats.org/officeDocument/2006/relationships" ax:classid="{5512D118-5CC6-11CF-8D67-00AA00BDCE1D}" r:id="rId1" ax:persistence="persistStorage"/>
-</file>
-
-<file path=word\activeX\activeX8.xml><?xml version="1.0" encoding="utf-8"?>
-<ax:ocx xmlns:ax="http://schemas.microsoft.com/office/2006/activeX" xmlns:r="http://schemas.openxmlformats.org/officeDocument/2006/relationships" ax:classid="{5512D118-5CC6-11CF-8D67-00AA00BDCE1D}" r:id="rId1" ax:persistence="persistStorage"/>
-</file>
-
-<file path=word\activeX\activeX9.xml><?xml version="1.0" encoding="utf-8"?>
-<ax:ocx xmlns:ax="http://schemas.microsoft.com/office/2006/activeX" xmlns:r="http://schemas.openxmlformats.org/officeDocument/2006/relationships" ax:classid="{5512D118-5CC6-11CF-8D67-00AA00BDCE1D}" r:id="rId1" ax:persistence="persistStorage"/>
-</file>
-
-<file path=word\document.xml><?xml version="1.0" encoding="utf-8"?>
+<file path=word/document.xml><?xml version="1.0" encoding="utf-8"?>
 <w:document xmlns:w="http://schemas.openxmlformats.org/wordprocessingml/2006/main" xmlns:r="http://schemas.openxmlformats.org/officeDocument/2006/relationships" xmlns:wp="http://schemas.openxmlformats.org/drawingml/2006/wordprocessingDrawing" xmlns:a="http://schemas.openxmlformats.org/drawingml/2006/main" xmlns:pic="http://schemas.openxmlformats.org/drawingml/2006/picture">
   <w:body>
     <w:p>
@@ -579,23 +302,23 @@
               </w:rPr>
               <w:drawing>
                 <wp:inline distT="0" distB="0" distL="0" distR="0">
-                  <wp:extent cx="2571750" cy="2857500"/>
+                  <wp:extent cx="257175" cy="200025"/>
                   <wp:effectExtent l="0" t="0" r="0" b="0"/>
-                  <wp:docPr id="102" name="Picture 102" descr="image"/>
+                  <wp:docPr id="167" name="Picture 167" descr="image"/>
                   <wp:cNvGraphicFramePr>
-                    <a:graphicFrameLocks xmlns:a="http://schemas.openxmlformats.org/drawingml/2006/main" noChangeAspect="1"/>
+                    <a:graphicFrameLocks noChangeAspect="1"/>
                   </wp:cNvGraphicFramePr>
-                  <a:graphic xmlns:a="http://schemas.openxmlformats.org/drawingml/2006/main">
+                  <a:graphic>
                     <a:graphicData uri="http://schemas.openxmlformats.org/drawingml/2006/picture">
-                      <pic:pic xmlns:pic="http://schemas.openxmlformats.org/drawingml/2006/picture">
+                      <pic:pic>
                         <pic:nvPicPr>
-                          <pic:cNvPr id="102" name="Picture 102" descr="image"/>
+                          <pic:cNvPr id="167" name="Picture 167" descr="image"/>
                           <pic:cNvPicPr>
                             <a:picLocks noChangeAspect="1"/>
                           </pic:cNvPicPr>
                         </pic:nvPicPr>
                         <pic:blipFill>
-                          <a:blip r:embed="rId6|rId7"/>
+                          <a:blip r:embed="rId6"/>
                           <a:stretch>
                             <a:fillRect/>
                           </a:stretch>
@@ -603,7 +326,44 @@
                         <pic:spPr>
                           <a:xfrm>
                             <a:off x="0" y="0"/>
-                            <a:ext cx="2571750" cy="2857500"/>
+                            <a:ext cx="257175" cy="200025"/>
+                          </a:xfrm>
+                          <a:prstGeom prst="rect">
+                            <a:avLst/>
+                          </a:prstGeom>
+                        </pic:spPr>
+                      </pic:pic>
+                    </a:graphicData>
+                  </a:graphic>
+                </wp:inline>
+              </w:drawing>
+              <w:drawing>
+                <wp:inline distT="0" distB="0" distL="0" distR="0">
+                  <wp:extent cx="2286000" cy="1238250"/>
+                  <wp:effectExtent l="0" t="0" r="0" b="0"/>
+                  <wp:docPr id="168" name="Picture 168" descr="image"/>
+                  <wp:cNvGraphicFramePr>
+                    <a:graphicFrameLocks noChangeAspect="1"/>
+                  </wp:cNvGraphicFramePr>
+                  <a:graphic>
+                    <a:graphicData uri="http://schemas.openxmlformats.org/drawingml/2006/picture">
+                      <pic:pic>
+                        <pic:nvPicPr>
+                          <pic:cNvPr id="168" name="Picture 168" descr="image"/>
+                          <pic:cNvPicPr>
+                            <a:picLocks noChangeAspect="1"/>
+                          </pic:cNvPicPr>
+                        </pic:nvPicPr>
+                        <pic:blipFill>
+                          <a:blip r:embed="rId7"/>
+                          <a:stretch>
+                            <a:fillRect/>
+                          </a:stretch>
+                        </pic:blipFill>
+                        <pic:spPr>
+                          <a:xfrm>
+                            <a:off x="0" y="0"/>
+                            <a:ext cx="2286000" cy="1238250"/>
                           </a:xfrm>
                           <a:prstGeom prst="rect">
                             <a:avLst/>
@@ -667,23 +427,23 @@
               </w:rPr>
               <w:drawing>
                 <wp:inline distT="0" distB="0" distL="0" distR="0">
-                  <wp:extent cx="2571750" cy="2857500"/>
+                  <wp:extent cx="257175" cy="200025"/>
                   <wp:effectExtent l="0" t="0" r="0" b="0"/>
-                  <wp:docPr id="103" name="Picture 103" descr="image"/>
+                  <wp:docPr id="169" name="Picture 169" descr="image"/>
                   <wp:cNvGraphicFramePr>
-                    <a:graphicFrameLocks xmlns:a="http://schemas.openxmlformats.org/drawingml/2006/main" noChangeAspect="1"/>
+                    <a:graphicFrameLocks noChangeAspect="1"/>
                   </wp:cNvGraphicFramePr>
-                  <a:graphic xmlns:a="http://schemas.openxmlformats.org/drawingml/2006/main">
+                  <a:graphic>
                     <a:graphicData uri="http://schemas.openxmlformats.org/drawingml/2006/picture">
-                      <pic:pic xmlns:pic="http://schemas.openxmlformats.org/drawingml/2006/picture">
+                      <pic:pic>
                         <pic:nvPicPr>
-                          <pic:cNvPr id="103" name="Picture 103" descr="image"/>
+                          <pic:cNvPr id="169" name="Picture 169" descr="image"/>
                           <pic:cNvPicPr>
                             <a:picLocks noChangeAspect="1"/>
                           </pic:cNvPicPr>
                         </pic:nvPicPr>
                         <pic:blipFill>
-                          <a:blip r:embed="rId9|rId10"/>
+                          <a:blip r:embed="rId9"/>
                           <a:stretch>
                             <a:fillRect/>
                           </a:stretch>
@@ -691,7 +451,44 @@
                         <pic:spPr>
                           <a:xfrm>
                             <a:off x="0" y="0"/>
-                            <a:ext cx="2571750" cy="2857500"/>
+                            <a:ext cx="257175" cy="200025"/>
+                          </a:xfrm>
+                          <a:prstGeom prst="rect">
+                            <a:avLst/>
+                          </a:prstGeom>
+                        </pic:spPr>
+                      </pic:pic>
+                    </a:graphicData>
+                  </a:graphic>
+                </wp:inline>
+              </w:drawing>
+              <w:drawing>
+                <wp:inline distT="0" distB="0" distL="0" distR="0">
+                  <wp:extent cx="2286000" cy="1123950"/>
+                  <wp:effectExtent l="0" t="0" r="0" b="0"/>
+                  <wp:docPr id="170" name="Picture 170" descr="image"/>
+                  <wp:cNvGraphicFramePr>
+                    <a:graphicFrameLocks noChangeAspect="1"/>
+                  </wp:cNvGraphicFramePr>
+                  <a:graphic>
+                    <a:graphicData uri="http://schemas.openxmlformats.org/drawingml/2006/picture">
+                      <pic:pic>
+                        <pic:nvPicPr>
+                          <pic:cNvPr id="170" name="Picture 170" descr="image"/>
+                          <pic:cNvPicPr>
+                            <a:picLocks noChangeAspect="1"/>
+                          </pic:cNvPicPr>
+                        </pic:nvPicPr>
+                        <pic:blipFill>
+                          <a:blip r:embed="rId10"/>
+                          <a:stretch>
+                            <a:fillRect/>
+                          </a:stretch>
+                        </pic:blipFill>
+                        <pic:spPr>
+                          <a:xfrm>
+                            <a:off x="0" y="0"/>
+                            <a:ext cx="2286000" cy="1123950"/>
                           </a:xfrm>
                           <a:prstGeom prst="rect">
                             <a:avLst/>
@@ -760,23 +557,23 @@
               </w:rPr>
               <w:drawing>
                 <wp:inline distT="0" distB="0" distL="0" distR="0">
-                  <wp:extent cx="2571750" cy="2857500"/>
+                  <wp:extent cx="257175" cy="200025"/>
                   <wp:effectExtent l="0" t="0" r="0" b="0"/>
-                  <wp:docPr id="104" name="Picture 104" descr="image"/>
+                  <wp:docPr id="171" name="Picture 171" descr="image"/>
                   <wp:cNvGraphicFramePr>
-                    <a:graphicFrameLocks xmlns:a="http://schemas.openxmlformats.org/drawingml/2006/main" noChangeAspect="1"/>
+                    <a:graphicFrameLocks noChangeAspect="1"/>
                   </wp:cNvGraphicFramePr>
-                  <a:graphic xmlns:a="http://schemas.openxmlformats.org/drawingml/2006/main">
+                  <a:graphic>
                     <a:graphicData uri="http://schemas.openxmlformats.org/drawingml/2006/picture">
-                      <pic:pic xmlns:pic="http://schemas.openxmlformats.org/drawingml/2006/picture">
+                      <pic:pic>
                         <pic:nvPicPr>
-                          <pic:cNvPr id="104" name="Picture 104" descr="image"/>
+                          <pic:cNvPr id="171" name="Picture 171" descr="image"/>
                           <pic:cNvPicPr>
                             <a:picLocks noChangeAspect="1"/>
                           </pic:cNvPicPr>
                         </pic:nvPicPr>
                         <pic:blipFill>
-                          <a:blip r:embed="rId9|rId12"/>
+                          <a:blip r:embed="rId9"/>
                           <a:stretch>
                             <a:fillRect/>
                           </a:stretch>
@@ -784,7 +581,44 @@
                         <pic:spPr>
                           <a:xfrm>
                             <a:off x="0" y="0"/>
-                            <a:ext cx="2571750" cy="2857500"/>
+                            <a:ext cx="257175" cy="200025"/>
+                          </a:xfrm>
+                          <a:prstGeom prst="rect">
+                            <a:avLst/>
+                          </a:prstGeom>
+                        </pic:spPr>
+                      </pic:pic>
+                    </a:graphicData>
+                  </a:graphic>
+                </wp:inline>
+              </w:drawing>
+              <w:drawing>
+                <wp:inline distT="0" distB="0" distL="0" distR="0">
+                  <wp:extent cx="2286000" cy="923925"/>
+                  <wp:effectExtent l="0" t="0" r="0" b="0"/>
+                  <wp:docPr id="172" name="Picture 172" descr="image"/>
+                  <wp:cNvGraphicFramePr>
+                    <a:graphicFrameLocks noChangeAspect="1"/>
+                  </wp:cNvGraphicFramePr>
+                  <a:graphic>
+                    <a:graphicData uri="http://schemas.openxmlformats.org/drawingml/2006/picture">
+                      <pic:pic>
+                        <pic:nvPicPr>
+                          <pic:cNvPr id="172" name="Picture 172" descr="image"/>
+                          <pic:cNvPicPr>
+                            <a:picLocks noChangeAspect="1"/>
+                          </pic:cNvPicPr>
+                        </pic:nvPicPr>
+                        <pic:blipFill>
+                          <a:blip r:embed="rId12"/>
+                          <a:stretch>
+                            <a:fillRect/>
+                          </a:stretch>
+                        </pic:blipFill>
+                        <pic:spPr>
+                          <a:xfrm>
+                            <a:off x="0" y="0"/>
+                            <a:ext cx="2286000" cy="923925"/>
                           </a:xfrm>
                           <a:prstGeom prst="rect">
                             <a:avLst/>
@@ -848,23 +682,23 @@
               </w:rPr>
               <w:drawing>
                 <wp:inline distT="0" distB="0" distL="0" distR="0">
-                  <wp:extent cx="2571750" cy="2857500"/>
+                  <wp:extent cx="257175" cy="200025"/>
                   <wp:effectExtent l="0" t="0" r="0" b="0"/>
-                  <wp:docPr id="105" name="Picture 105" descr="image"/>
+                  <wp:docPr id="173" name="Picture 173" descr="image"/>
                   <wp:cNvGraphicFramePr>
-                    <a:graphicFrameLocks xmlns:a="http://schemas.openxmlformats.org/drawingml/2006/main" noChangeAspect="1"/>
+                    <a:graphicFrameLocks noChangeAspect="1"/>
                   </wp:cNvGraphicFramePr>
-                  <a:graphic xmlns:a="http://schemas.openxmlformats.org/drawingml/2006/main">
+                  <a:graphic>
                     <a:graphicData uri="http://schemas.openxmlformats.org/drawingml/2006/picture">
-                      <pic:pic xmlns:pic="http://schemas.openxmlformats.org/drawingml/2006/picture">
+                      <pic:pic>
                         <pic:nvPicPr>
-                          <pic:cNvPr id="105" name="Picture 105" descr="image"/>
+                          <pic:cNvPr id="173" name="Picture 173" descr="image"/>
                           <pic:cNvPicPr>
                             <a:picLocks noChangeAspect="1"/>
                           </pic:cNvPicPr>
                         </pic:nvPicPr>
                         <pic:blipFill>
-                          <a:blip r:embed="rId9|rId14"/>
+                          <a:blip r:embed="rId9"/>
                           <a:stretch>
                             <a:fillRect/>
                           </a:stretch>
@@ -872,7 +706,44 @@
                         <pic:spPr>
                           <a:xfrm>
                             <a:off x="0" y="0"/>
-                            <a:ext cx="2571750" cy="2857500"/>
+                            <a:ext cx="257175" cy="200025"/>
+                          </a:xfrm>
+                          <a:prstGeom prst="rect">
+                            <a:avLst/>
+                          </a:prstGeom>
+                        </pic:spPr>
+                      </pic:pic>
+                    </a:graphicData>
+                  </a:graphic>
+                </wp:inline>
+              </w:drawing>
+              <w:drawing>
+                <wp:inline distT="0" distB="0" distL="0" distR="0">
+                  <wp:extent cx="2286000" cy="1181100"/>
+                  <wp:effectExtent l="0" t="0" r="0" b="0"/>
+                  <wp:docPr id="174" name="Picture 174" descr="image"/>
+                  <wp:cNvGraphicFramePr>
+                    <a:graphicFrameLocks noChangeAspect="1"/>
+                  </wp:cNvGraphicFramePr>
+                  <a:graphic>
+                    <a:graphicData uri="http://schemas.openxmlformats.org/drawingml/2006/picture">
+                      <pic:pic>
+                        <pic:nvPicPr>
+                          <pic:cNvPr id="174" name="Picture 174" descr="image"/>
+                          <pic:cNvPicPr>
+                            <a:picLocks noChangeAspect="1"/>
+                          </pic:cNvPicPr>
+                        </pic:nvPicPr>
+                        <pic:blipFill>
+                          <a:blip r:embed="rId14"/>
+                          <a:stretch>
+                            <a:fillRect/>
+                          </a:stretch>
+                        </pic:blipFill>
+                        <pic:spPr>
+                          <a:xfrm>
+                            <a:off x="0" y="0"/>
+                            <a:ext cx="2286000" cy="1181100"/>
                           </a:xfrm>
                           <a:prstGeom prst="rect">
                             <a:avLst/>
@@ -1057,23 +928,23 @@
               </w:rPr>
               <w:drawing>
                 <wp:inline distT="0" distB="0" distL="0" distR="0">
-                  <wp:extent cx="2571750" cy="2857500"/>
+                  <wp:extent cx="150683" cy="117198"/>
                   <wp:effectExtent l="0" t="0" r="0" b="0"/>
-                  <wp:docPr id="107" name="Picture 107" descr="image"/>
+                  <wp:docPr id="175" name="Picture 175" descr="image"/>
                   <wp:cNvGraphicFramePr>
-                    <a:graphicFrameLocks xmlns:a="http://schemas.openxmlformats.org/drawingml/2006/main" noChangeAspect="1"/>
+                    <a:graphicFrameLocks noChangeAspect="1"/>
                   </wp:cNvGraphicFramePr>
-                  <a:graphic xmlns:a="http://schemas.openxmlformats.org/drawingml/2006/main">
+                  <a:graphic>
                     <a:graphicData uri="http://schemas.openxmlformats.org/drawingml/2006/picture">
-                      <pic:pic xmlns:pic="http://schemas.openxmlformats.org/drawingml/2006/picture">
+                      <pic:pic>
                         <pic:nvPicPr>
-                          <pic:cNvPr id="107" name="Picture 107" descr="image"/>
+                          <pic:cNvPr id="175" name="Picture 175" descr="image"/>
                           <pic:cNvPicPr>
                             <a:picLocks noChangeAspect="1"/>
                           </pic:cNvPicPr>
                         </pic:nvPicPr>
                         <pic:blipFill>
-                          <a:blip r:embed="rId9|rId17"/>
+                          <a:blip r:embed="rId9"/>
                           <a:stretch>
                             <a:fillRect/>
                           </a:stretch>
@@ -1081,7 +952,44 @@
                         <pic:spPr>
                           <a:xfrm>
                             <a:off x="0" y="0"/>
-                            <a:ext cx="2571750" cy="2857500"/>
+                            <a:ext cx="150683" cy="117198"/>
+                          </a:xfrm>
+                          <a:prstGeom prst="rect">
+                            <a:avLst/>
+                          </a:prstGeom>
+                        </pic:spPr>
+                      </pic:pic>
+                    </a:graphicData>
+                  </a:graphic>
+                </wp:inline>
+              </w:drawing>
+              <w:drawing>
+                <wp:inline distT="0" distB="0" distL="0" distR="0">
+                  <wp:extent cx="2729042" cy="2304896"/>
+                  <wp:effectExtent l="0" t="0" r="0" b="0"/>
+                  <wp:docPr id="176" name="Picture 176" descr="image"/>
+                  <wp:cNvGraphicFramePr>
+                    <a:graphicFrameLocks noChangeAspect="1"/>
+                  </wp:cNvGraphicFramePr>
+                  <a:graphic>
+                    <a:graphicData uri="http://schemas.openxmlformats.org/drawingml/2006/picture">
+                      <pic:pic>
+                        <pic:nvPicPr>
+                          <pic:cNvPr id="176" name="Picture 176" descr="image"/>
+                          <pic:cNvPicPr>
+                            <a:picLocks noChangeAspect="1"/>
+                          </pic:cNvPicPr>
+                        </pic:nvPicPr>
+                        <pic:blipFill>
+                          <a:blip r:embed="rId17"/>
+                          <a:stretch>
+                            <a:fillRect/>
+                          </a:stretch>
+                        </pic:blipFill>
+                        <pic:spPr>
+                          <a:xfrm>
+                            <a:off x="0" y="0"/>
+                            <a:ext cx="2729042" cy="2304896"/>
                           </a:xfrm>
                           <a:prstGeom prst="rect">
                             <a:avLst/>
@@ -1145,23 +1053,23 @@
               </w:rPr>
               <w:drawing>
                 <wp:inline distT="0" distB="0" distL="0" distR="0">
-                  <wp:extent cx="2571750" cy="2857500"/>
+                  <wp:extent cx="153358" cy="119279"/>
                   <wp:effectExtent l="0" t="0" r="0" b="0"/>
-                  <wp:docPr id="108" name="Picture 108" descr="image"/>
+                  <wp:docPr id="177" name="Picture 177" descr="image"/>
                   <wp:cNvGraphicFramePr>
-                    <a:graphicFrameLocks xmlns:a="http://schemas.openxmlformats.org/drawingml/2006/main" noChangeAspect="1"/>
+                    <a:graphicFrameLocks noChangeAspect="1"/>
                   </wp:cNvGraphicFramePr>
-                  <a:graphic xmlns:a="http://schemas.openxmlformats.org/drawingml/2006/main">
+                  <a:graphic>
                     <a:graphicData uri="http://schemas.openxmlformats.org/drawingml/2006/picture">
-                      <pic:pic xmlns:pic="http://schemas.openxmlformats.org/drawingml/2006/picture">
+                      <pic:pic>
                         <pic:nvPicPr>
-                          <pic:cNvPr id="108" name="Picture 108" descr="image"/>
+                          <pic:cNvPr id="177" name="Picture 177" descr="image"/>
                           <pic:cNvPicPr>
                             <a:picLocks noChangeAspect="1"/>
                           </pic:cNvPicPr>
                         </pic:nvPicPr>
                         <pic:blipFill>
-                          <a:blip r:embed="rId6|rId19"/>
+                          <a:blip r:embed="rId6"/>
                           <a:stretch>
                             <a:fillRect/>
                           </a:stretch>
@@ -1169,7 +1077,44 @@
                         <pic:spPr>
                           <a:xfrm>
                             <a:off x="0" y="0"/>
-                            <a:ext cx="2571750" cy="2857500"/>
+                            <a:ext cx="153358" cy="119279"/>
+                          </a:xfrm>
+                          <a:prstGeom prst="rect">
+                            <a:avLst/>
+                          </a:prstGeom>
+                        </pic:spPr>
+                      </pic:pic>
+                    </a:graphicData>
+                  </a:graphic>
+                </wp:inline>
+              </w:drawing>
+              <w:drawing>
+                <wp:inline distT="0" distB="0" distL="0" distR="0">
+                  <wp:extent cx="2726367" cy="2334452"/>
+                  <wp:effectExtent l="0" t="0" r="0" b="0"/>
+                  <wp:docPr id="178" name="Picture 178" descr="image"/>
+                  <wp:cNvGraphicFramePr>
+                    <a:graphicFrameLocks noChangeAspect="1"/>
+                  </wp:cNvGraphicFramePr>
+                  <a:graphic>
+                    <a:graphicData uri="http://schemas.openxmlformats.org/drawingml/2006/picture">
+                      <pic:pic>
+                        <pic:nvPicPr>
+                          <pic:cNvPr id="178" name="Picture 178" descr="image"/>
+                          <pic:cNvPicPr>
+                            <a:picLocks noChangeAspect="1"/>
+                          </pic:cNvPicPr>
+                        </pic:nvPicPr>
+                        <pic:blipFill>
+                          <a:blip r:embed="rId19"/>
+                          <a:stretch>
+                            <a:fillRect/>
+                          </a:stretch>
+                        </pic:blipFill>
+                        <pic:spPr>
+                          <a:xfrm>
+                            <a:off x="0" y="0"/>
+                            <a:ext cx="2726367" cy="2334452"/>
                           </a:xfrm>
                           <a:prstGeom prst="rect">
                             <a:avLst/>
@@ -1238,23 +1183,23 @@
               </w:rPr>
               <w:drawing>
                 <wp:inline distT="0" distB="0" distL="0" distR="0">
-                  <wp:extent cx="2571750" cy="2857500"/>
+                  <wp:extent cx="154271" cy="119989"/>
                   <wp:effectExtent l="0" t="0" r="0" b="0"/>
-                  <wp:docPr id="109" name="Picture 109" descr="image"/>
+                  <wp:docPr id="179" name="Picture 179" descr="image"/>
                   <wp:cNvGraphicFramePr>
-                    <a:graphicFrameLocks xmlns:a="http://schemas.openxmlformats.org/drawingml/2006/main" noChangeAspect="1"/>
+                    <a:graphicFrameLocks noChangeAspect="1"/>
                   </wp:cNvGraphicFramePr>
-                  <a:graphic xmlns:a="http://schemas.openxmlformats.org/drawingml/2006/main">
+                  <a:graphic>
                     <a:graphicData uri="http://schemas.openxmlformats.org/drawingml/2006/picture">
-                      <pic:pic xmlns:pic="http://schemas.openxmlformats.org/drawingml/2006/picture">
+                      <pic:pic>
                         <pic:nvPicPr>
-                          <pic:cNvPr id="109" name="Picture 109" descr="image"/>
+                          <pic:cNvPr id="179" name="Picture 179" descr="image"/>
                           <pic:cNvPicPr>
                             <a:picLocks noChangeAspect="1"/>
                           </pic:cNvPicPr>
                         </pic:nvPicPr>
                         <pic:blipFill>
-                          <a:blip r:embed="rId9|rId21"/>
+                          <a:blip r:embed="rId9"/>
                           <a:stretch>
                             <a:fillRect/>
                           </a:stretch>
@@ -1262,7 +1207,44 @@
                         <pic:spPr>
                           <a:xfrm>
                             <a:off x="0" y="0"/>
-                            <a:ext cx="2571750" cy="2857500"/>
+                            <a:ext cx="154271" cy="119989"/>
+                          </a:xfrm>
+                          <a:prstGeom prst="rect">
+                            <a:avLst/>
+                          </a:prstGeom>
+                        </pic:spPr>
+                      </pic:pic>
+                    </a:graphicData>
+                  </a:graphic>
+                </wp:inline>
+              </w:drawing>
+              <w:drawing>
+                <wp:inline distT="0" distB="0" distL="0" distR="0">
+                  <wp:extent cx="2725454" cy="2342633"/>
+                  <wp:effectExtent l="0" t="0" r="0" b="0"/>
+                  <wp:docPr id="180" name="Picture 180" descr="image"/>
+                  <wp:cNvGraphicFramePr>
+                    <a:graphicFrameLocks noChangeAspect="1"/>
+                  </wp:cNvGraphicFramePr>
+                  <a:graphic>
+                    <a:graphicData uri="http://schemas.openxmlformats.org/drawingml/2006/picture">
+                      <pic:pic>
+                        <pic:nvPicPr>
+                          <pic:cNvPr id="180" name="Picture 180" descr="image"/>
+                          <pic:cNvPicPr>
+                            <a:picLocks noChangeAspect="1"/>
+                          </pic:cNvPicPr>
+                        </pic:nvPicPr>
+                        <pic:blipFill>
+                          <a:blip r:embed="rId21"/>
+                          <a:stretch>
+                            <a:fillRect/>
+                          </a:stretch>
+                        </pic:blipFill>
+                        <pic:spPr>
+                          <a:xfrm>
+                            <a:off x="0" y="0"/>
+                            <a:ext cx="2725454" cy="2342633"/>
                           </a:xfrm>
                           <a:prstGeom prst="rect">
                             <a:avLst/>
@@ -1326,23 +1308,23 @@
               </w:rPr>
               <w:drawing>
                 <wp:inline distT="0" distB="0" distL="0" distR="0">
-                  <wp:extent cx="2571750" cy="2857500"/>
+                  <wp:extent cx="147819" cy="114970"/>
                   <wp:effectExtent l="0" t="0" r="0" b="0"/>
-                  <wp:docPr id="110" name="Picture 110" descr="image"/>
+                  <wp:docPr id="181" name="Picture 181" descr="image"/>
                   <wp:cNvGraphicFramePr>
-                    <a:graphicFrameLocks xmlns:a="http://schemas.openxmlformats.org/drawingml/2006/main" noChangeAspect="1"/>
+                    <a:graphicFrameLocks noChangeAspect="1"/>
                   </wp:cNvGraphicFramePr>
-                  <a:graphic xmlns:a="http://schemas.openxmlformats.org/drawingml/2006/main">
+                  <a:graphic>
                     <a:graphicData uri="http://schemas.openxmlformats.org/drawingml/2006/picture">
-                      <pic:pic xmlns:pic="http://schemas.openxmlformats.org/drawingml/2006/picture">
+                      <pic:pic>
                         <pic:nvPicPr>
-                          <pic:cNvPr id="110" name="Picture 110" descr="image"/>
+                          <pic:cNvPr id="181" name="Picture 181" descr="image"/>
                           <pic:cNvPicPr>
                             <a:picLocks noChangeAspect="1"/>
                           </pic:cNvPicPr>
                         </pic:nvPicPr>
                         <pic:blipFill>
-                          <a:blip r:embed="rId9|rId23"/>
+                          <a:blip r:embed="rId9"/>
                           <a:stretch>
                             <a:fillRect/>
                           </a:stretch>
@@ -1350,7 +1332,44 @@
                         <pic:spPr>
                           <a:xfrm>
                             <a:off x="0" y="0"/>
-                            <a:ext cx="2571750" cy="2857500"/>
+                            <a:ext cx="147819" cy="114970"/>
+                          </a:xfrm>
+                          <a:prstGeom prst="rect">
+                            <a:avLst/>
+                          </a:prstGeom>
+                        </pic:spPr>
+                      </pic:pic>
+                    </a:graphicData>
+                  </a:graphic>
+                </wp:inline>
+              </w:drawing>
+              <w:drawing>
+                <wp:inline distT="0" distB="0" distL="0" distR="0">
+                  <wp:extent cx="2731906" cy="2261077"/>
+                  <wp:effectExtent l="0" t="0" r="0" b="0"/>
+                  <wp:docPr id="182" name="Picture 182" descr="image"/>
+                  <wp:cNvGraphicFramePr>
+                    <a:graphicFrameLocks noChangeAspect="1"/>
+                  </wp:cNvGraphicFramePr>
+                  <a:graphic>
+                    <a:graphicData uri="http://schemas.openxmlformats.org/drawingml/2006/picture">
+                      <pic:pic>
+                        <pic:nvPicPr>
+                          <pic:cNvPr id="182" name="Picture 182" descr="image"/>
+                          <pic:cNvPicPr>
+                            <a:picLocks noChangeAspect="1"/>
+                          </pic:cNvPicPr>
+                        </pic:nvPicPr>
+                        <pic:blipFill>
+                          <a:blip r:embed="rId23"/>
+                          <a:stretch>
+                            <a:fillRect/>
+                          </a:stretch>
+                        </pic:blipFill>
+                        <pic:spPr>
+                          <a:xfrm>
+                            <a:off x="0" y="0"/>
+                            <a:ext cx="2731906" cy="2261077"/>
                           </a:xfrm>
                           <a:prstGeom prst="rect">
                             <a:avLst/>
@@ -2768,23 +2787,23 @@
               </w:rPr>
               <w:drawing>
                 <wp:inline distT="0" distB="0" distL="0" distR="0">
-                  <wp:extent cx="2571750" cy="2857500"/>
+                  <wp:extent cx="257175" cy="200025"/>
                   <wp:effectExtent l="0" t="0" r="0" b="0"/>
-                  <wp:docPr id="127" name="Picture 127" descr="image"/>
+                  <wp:docPr id="183" name="Picture 183" descr="image"/>
                   <wp:cNvGraphicFramePr>
-                    <a:graphicFrameLocks xmlns:a="http://schemas.openxmlformats.org/drawingml/2006/main" noChangeAspect="1"/>
+                    <a:graphicFrameLocks noChangeAspect="1"/>
                   </wp:cNvGraphicFramePr>
-                  <a:graphic xmlns:a="http://schemas.openxmlformats.org/drawingml/2006/main">
+                  <a:graphic>
                     <a:graphicData uri="http://schemas.openxmlformats.org/drawingml/2006/picture">
-                      <pic:pic xmlns:pic="http://schemas.openxmlformats.org/drawingml/2006/picture">
+                      <pic:pic>
                         <pic:nvPicPr>
-                          <pic:cNvPr id="127" name="Picture 127" descr="image"/>
+                          <pic:cNvPr id="183" name="Picture 183" descr="image"/>
                           <pic:cNvPicPr>
                             <a:picLocks noChangeAspect="1"/>
                           </pic:cNvPicPr>
                         </pic:nvPicPr>
                         <pic:blipFill>
-                          <a:blip r:embed="rId9|rId41"/>
+                          <a:blip r:embed="rId9"/>
                           <a:stretch>
                             <a:fillRect/>
                           </a:stretch>
@@ -2792,7 +2811,44 @@
                         <pic:spPr>
                           <a:xfrm>
                             <a:off x="0" y="0"/>
-                            <a:ext cx="2571750" cy="2857500"/>
+                            <a:ext cx="257175" cy="200025"/>
+                          </a:xfrm>
+                          <a:prstGeom prst="rect">
+                            <a:avLst/>
+                          </a:prstGeom>
+                        </pic:spPr>
+                      </pic:pic>
+                    </a:graphicData>
+                  </a:graphic>
+                </wp:inline>
+              </w:drawing>
+              <w:drawing>
+                <wp:inline distT="0" distB="0" distL="0" distR="0">
+                  <wp:extent cx="1333500" cy="1276350"/>
+                  <wp:effectExtent l="0" t="0" r="0" b="0"/>
+                  <wp:docPr id="184" name="Picture 184" descr="image"/>
+                  <wp:cNvGraphicFramePr>
+                    <a:graphicFrameLocks noChangeAspect="1"/>
+                  </wp:cNvGraphicFramePr>
+                  <a:graphic>
+                    <a:graphicData uri="http://schemas.openxmlformats.org/drawingml/2006/picture">
+                      <pic:pic>
+                        <pic:nvPicPr>
+                          <pic:cNvPr id="184" name="Picture 184" descr="image"/>
+                          <pic:cNvPicPr>
+                            <a:picLocks noChangeAspect="1"/>
+                          </pic:cNvPicPr>
+                        </pic:nvPicPr>
+                        <pic:blipFill>
+                          <a:blip r:embed="rId41"/>
+                          <a:stretch>
+                            <a:fillRect/>
+                          </a:stretch>
+                        </pic:blipFill>
+                        <pic:spPr>
+                          <a:xfrm>
+                            <a:off x="0" y="0"/>
+                            <a:ext cx="1333500" cy="1276350"/>
                           </a:xfrm>
                           <a:prstGeom prst="rect">
                             <a:avLst/>
@@ -2856,23 +2912,23 @@
               </w:rPr>
               <w:drawing>
                 <wp:inline distT="0" distB="0" distL="0" distR="0">
-                  <wp:extent cx="2571750" cy="2857500"/>
+                  <wp:extent cx="257175" cy="200025"/>
                   <wp:effectExtent l="0" t="0" r="0" b="0"/>
-                  <wp:docPr id="128" name="Picture 128" descr="image"/>
+                  <wp:docPr id="185" name="Picture 185" descr="image"/>
                   <wp:cNvGraphicFramePr>
-                    <a:graphicFrameLocks xmlns:a="http://schemas.openxmlformats.org/drawingml/2006/main" noChangeAspect="1"/>
+                    <a:graphicFrameLocks noChangeAspect="1"/>
                   </wp:cNvGraphicFramePr>
-                  <a:graphic xmlns:a="http://schemas.openxmlformats.org/drawingml/2006/main">
+                  <a:graphic>
                     <a:graphicData uri="http://schemas.openxmlformats.org/drawingml/2006/picture">
-                      <pic:pic xmlns:pic="http://schemas.openxmlformats.org/drawingml/2006/picture">
+                      <pic:pic>
                         <pic:nvPicPr>
-                          <pic:cNvPr id="128" name="Picture 128" descr="image"/>
+                          <pic:cNvPr id="185" name="Picture 185" descr="image"/>
                           <pic:cNvPicPr>
                             <a:picLocks noChangeAspect="1"/>
                           </pic:cNvPicPr>
                         </pic:nvPicPr>
                         <pic:blipFill>
-                          <a:blip r:embed="rId9|rId43"/>
+                          <a:blip r:embed="rId9"/>
                           <a:stretch>
                             <a:fillRect/>
                           </a:stretch>
@@ -2880,7 +2936,44 @@
                         <pic:spPr>
                           <a:xfrm>
                             <a:off x="0" y="0"/>
-                            <a:ext cx="2571750" cy="2857500"/>
+                            <a:ext cx="257175" cy="200025"/>
+                          </a:xfrm>
+                          <a:prstGeom prst="rect">
+                            <a:avLst/>
+                          </a:prstGeom>
+                        </pic:spPr>
+                      </pic:pic>
+                    </a:graphicData>
+                  </a:graphic>
+                </wp:inline>
+              </w:drawing>
+              <w:drawing>
+                <wp:inline distT="0" distB="0" distL="0" distR="0">
+                  <wp:extent cx="1333500" cy="1066800"/>
+                  <wp:effectExtent l="0" t="0" r="0" b="0"/>
+                  <wp:docPr id="186" name="Picture 186" descr="image"/>
+                  <wp:cNvGraphicFramePr>
+                    <a:graphicFrameLocks noChangeAspect="1"/>
+                  </wp:cNvGraphicFramePr>
+                  <a:graphic>
+                    <a:graphicData uri="http://schemas.openxmlformats.org/drawingml/2006/picture">
+                      <pic:pic>
+                        <pic:nvPicPr>
+                          <pic:cNvPr id="186" name="Picture 186" descr="image"/>
+                          <pic:cNvPicPr>
+                            <a:picLocks noChangeAspect="1"/>
+                          </pic:cNvPicPr>
+                        </pic:nvPicPr>
+                        <pic:blipFill>
+                          <a:blip r:embed="rId43"/>
+                          <a:stretch>
+                            <a:fillRect/>
+                          </a:stretch>
+                        </pic:blipFill>
+                        <pic:spPr>
+                          <a:xfrm>
+                            <a:off x="0" y="0"/>
+                            <a:ext cx="1333500" cy="1066800"/>
                           </a:xfrm>
                           <a:prstGeom prst="rect">
                             <a:avLst/>
@@ -2949,23 +3042,23 @@
               </w:rPr>
               <w:drawing>
                 <wp:inline distT="0" distB="0" distL="0" distR="0">
-                  <wp:extent cx="2571750" cy="2857500"/>
+                  <wp:extent cx="257175" cy="200025"/>
                   <wp:effectExtent l="0" t="0" r="0" b="0"/>
-                  <wp:docPr id="129" name="Picture 129" descr="image"/>
+                  <wp:docPr id="187" name="Picture 187" descr="image"/>
                   <wp:cNvGraphicFramePr>
-                    <a:graphicFrameLocks xmlns:a="http://schemas.openxmlformats.org/drawingml/2006/main" noChangeAspect="1"/>
+                    <a:graphicFrameLocks noChangeAspect="1"/>
                   </wp:cNvGraphicFramePr>
-                  <a:graphic xmlns:a="http://schemas.openxmlformats.org/drawingml/2006/main">
+                  <a:graphic>
                     <a:graphicData uri="http://schemas.openxmlformats.org/drawingml/2006/picture">
-                      <pic:pic xmlns:pic="http://schemas.openxmlformats.org/drawingml/2006/picture">
+                      <pic:pic>
                         <pic:nvPicPr>
-                          <pic:cNvPr id="129" name="Picture 129" descr="image"/>
+                          <pic:cNvPr id="187" name="Picture 187" descr="image"/>
                           <pic:cNvPicPr>
                             <a:picLocks noChangeAspect="1"/>
                           </pic:cNvPicPr>
                         </pic:nvPicPr>
                         <pic:blipFill>
-                          <a:blip r:embed="rId9|rId45"/>
+                          <a:blip r:embed="rId9"/>
                           <a:stretch>
                             <a:fillRect/>
                           </a:stretch>
@@ -2973,7 +3066,44 @@
                         <pic:spPr>
                           <a:xfrm>
                             <a:off x="0" y="0"/>
-                            <a:ext cx="2571750" cy="2857500"/>
+                            <a:ext cx="257175" cy="200025"/>
+                          </a:xfrm>
+                          <a:prstGeom prst="rect">
+                            <a:avLst/>
+                          </a:prstGeom>
+                        </pic:spPr>
+                      </pic:pic>
+                    </a:graphicData>
+                  </a:graphic>
+                </wp:inline>
+              </w:drawing>
+              <w:drawing>
+                <wp:inline distT="0" distB="0" distL="0" distR="0">
+                  <wp:extent cx="1333500" cy="1323975"/>
+                  <wp:effectExtent l="0" t="0" r="0" b="0"/>
+                  <wp:docPr id="188" name="Picture 188" descr="image"/>
+                  <wp:cNvGraphicFramePr>
+                    <a:graphicFrameLocks noChangeAspect="1"/>
+                  </wp:cNvGraphicFramePr>
+                  <a:graphic>
+                    <a:graphicData uri="http://schemas.openxmlformats.org/drawingml/2006/picture">
+                      <pic:pic>
+                        <pic:nvPicPr>
+                          <pic:cNvPr id="188" name="Picture 188" descr="image"/>
+                          <pic:cNvPicPr>
+                            <a:picLocks noChangeAspect="1"/>
+                          </pic:cNvPicPr>
+                        </pic:nvPicPr>
+                        <pic:blipFill>
+                          <a:blip r:embed="rId45"/>
+                          <a:stretch>
+                            <a:fillRect/>
+                          </a:stretch>
+                        </pic:blipFill>
+                        <pic:spPr>
+                          <a:xfrm>
+                            <a:off x="0" y="0"/>
+                            <a:ext cx="1333500" cy="1323975"/>
                           </a:xfrm>
                           <a:prstGeom prst="rect">
                             <a:avLst/>
@@ -3037,23 +3167,23 @@
               </w:rPr>
               <w:drawing>
                 <wp:inline distT="0" distB="0" distL="0" distR="0">
-                  <wp:extent cx="2571750" cy="2857500"/>
+                  <wp:extent cx="257175" cy="200025"/>
                   <wp:effectExtent l="0" t="0" r="0" b="0"/>
-                  <wp:docPr id="130" name="Picture 130" descr="image"/>
+                  <wp:docPr id="189" name="Picture 189" descr="image"/>
                   <wp:cNvGraphicFramePr>
-                    <a:graphicFrameLocks xmlns:a="http://schemas.openxmlformats.org/drawingml/2006/main" noChangeAspect="1"/>
+                    <a:graphicFrameLocks noChangeAspect="1"/>
                   </wp:cNvGraphicFramePr>
-                  <a:graphic xmlns:a="http://schemas.openxmlformats.org/drawingml/2006/main">
+                  <a:graphic>
                     <a:graphicData uri="http://schemas.openxmlformats.org/drawingml/2006/picture">
-                      <pic:pic xmlns:pic="http://schemas.openxmlformats.org/drawingml/2006/picture">
+                      <pic:pic>
                         <pic:nvPicPr>
-                          <pic:cNvPr id="130" name="Picture 130" descr="image"/>
+                          <pic:cNvPr id="189" name="Picture 189" descr="image"/>
                           <pic:cNvPicPr>
                             <a:picLocks noChangeAspect="1"/>
                           </pic:cNvPicPr>
                         </pic:nvPicPr>
                         <pic:blipFill>
-                          <a:blip r:embed="rId6|rId47"/>
+                          <a:blip r:embed="rId6"/>
                           <a:stretch>
                             <a:fillRect/>
                           </a:stretch>
@@ -3061,7 +3191,44 @@
                         <pic:spPr>
                           <a:xfrm>
                             <a:off x="0" y="0"/>
-                            <a:ext cx="2571750" cy="2857500"/>
+                            <a:ext cx="257175" cy="200025"/>
+                          </a:xfrm>
+                          <a:prstGeom prst="rect">
+                            <a:avLst/>
+                          </a:prstGeom>
+                        </pic:spPr>
+                      </pic:pic>
+                    </a:graphicData>
+                  </a:graphic>
+                </wp:inline>
+              </w:drawing>
+              <w:drawing>
+                <wp:inline distT="0" distB="0" distL="0" distR="0">
+                  <wp:extent cx="1333500" cy="1143000"/>
+                  <wp:effectExtent l="0" t="0" r="0" b="0"/>
+                  <wp:docPr id="190" name="Picture 190" descr="image"/>
+                  <wp:cNvGraphicFramePr>
+                    <a:graphicFrameLocks noChangeAspect="1"/>
+                  </wp:cNvGraphicFramePr>
+                  <a:graphic>
+                    <a:graphicData uri="http://schemas.openxmlformats.org/drawingml/2006/picture">
+                      <pic:pic>
+                        <pic:nvPicPr>
+                          <pic:cNvPr id="190" name="Picture 190" descr="image"/>
+                          <pic:cNvPicPr>
+                            <a:picLocks noChangeAspect="1"/>
+                          </pic:cNvPicPr>
+                        </pic:nvPicPr>
+                        <pic:blipFill>
+                          <a:blip r:embed="rId47"/>
+                          <a:stretch>
+                            <a:fillRect/>
+                          </a:stretch>
+                        </pic:blipFill>
+                        <pic:spPr>
+                          <a:xfrm>
+                            <a:off x="0" y="0"/>
+                            <a:ext cx="1333500" cy="1143000"/>
                           </a:xfrm>
                           <a:prstGeom prst="rect">
                             <a:avLst/>
@@ -3657,23 +3824,23 @@
               </w:rPr>
               <w:drawing>
                 <wp:inline distT="0" distB="0" distL="0" distR="0">
-                  <wp:extent cx="2571750" cy="2857500"/>
+                  <wp:extent cx="233491" cy="181604"/>
                   <wp:effectExtent l="0" t="0" r="0" b="0"/>
-                  <wp:docPr id="137" name="Picture 137" descr="image"/>
+                  <wp:docPr id="191" name="Picture 191" descr="image"/>
                   <wp:cNvGraphicFramePr>
-                    <a:graphicFrameLocks xmlns:a="http://schemas.openxmlformats.org/drawingml/2006/main" noChangeAspect="1"/>
+                    <a:graphicFrameLocks noChangeAspect="1"/>
                   </wp:cNvGraphicFramePr>
-                  <a:graphic xmlns:a="http://schemas.openxmlformats.org/drawingml/2006/main">
+                  <a:graphic>
                     <a:graphicData uri="http://schemas.openxmlformats.org/drawingml/2006/picture">
-                      <pic:pic xmlns:pic="http://schemas.openxmlformats.org/drawingml/2006/picture">
+                      <pic:pic>
                         <pic:nvPicPr>
-                          <pic:cNvPr id="137" name="Picture 137" descr="image"/>
+                          <pic:cNvPr id="191" name="Picture 191" descr="image"/>
                           <pic:cNvPicPr>
                             <a:picLocks noChangeAspect="1"/>
                           </pic:cNvPicPr>
                         </pic:nvPicPr>
                         <pic:blipFill>
-                          <a:blip r:embed="rId9|rId55"/>
+                          <a:blip r:embed="rId9"/>
                           <a:stretch>
                             <a:fillRect/>
                           </a:stretch>
@@ -3681,7 +3848,44 @@
                         <pic:spPr>
                           <a:xfrm>
                             <a:off x="0" y="0"/>
-                            <a:ext cx="2571750" cy="2857500"/>
+                            <a:ext cx="233491" cy="181604"/>
+                          </a:xfrm>
+                          <a:prstGeom prst="rect">
+                            <a:avLst/>
+                          </a:prstGeom>
+                        </pic:spPr>
+                      </pic:pic>
+                    </a:graphicData>
+                  </a:graphic>
+                </wp:inline>
+              </w:drawing>
+              <w:drawing>
+                <wp:inline distT="0" distB="0" distL="0" distR="0">
+                  <wp:extent cx="2646234" cy="1876578"/>
+                  <wp:effectExtent l="0" t="0" r="0" b="0"/>
+                  <wp:docPr id="192" name="Picture 192" descr="image"/>
+                  <wp:cNvGraphicFramePr>
+                    <a:graphicFrameLocks noChangeAspect="1"/>
+                  </wp:cNvGraphicFramePr>
+                  <a:graphic>
+                    <a:graphicData uri="http://schemas.openxmlformats.org/drawingml/2006/picture">
+                      <pic:pic>
+                        <pic:nvPicPr>
+                          <pic:cNvPr id="192" name="Picture 192" descr="image"/>
+                          <pic:cNvPicPr>
+                            <a:picLocks noChangeAspect="1"/>
+                          </pic:cNvPicPr>
+                        </pic:nvPicPr>
+                        <pic:blipFill>
+                          <a:blip r:embed="rId55"/>
+                          <a:stretch>
+                            <a:fillRect/>
+                          </a:stretch>
+                        </pic:blipFill>
+                        <pic:spPr>
+                          <a:xfrm>
+                            <a:off x="0" y="0"/>
+                            <a:ext cx="2646234" cy="1876578"/>
                           </a:xfrm>
                           <a:prstGeom prst="rect">
                             <a:avLst/>
@@ -3745,23 +3949,23 @@
               </w:rPr>
               <w:drawing>
                 <wp:inline distT="0" distB="0" distL="0" distR="0">
-                  <wp:extent cx="2571750" cy="2857500"/>
+                  <wp:extent cx="233491" cy="181604"/>
                   <wp:effectExtent l="0" t="0" r="0" b="0"/>
-                  <wp:docPr id="138" name="Picture 138" descr="image"/>
+                  <wp:docPr id="193" name="Picture 193" descr="image"/>
                   <wp:cNvGraphicFramePr>
-                    <a:graphicFrameLocks xmlns:a="http://schemas.openxmlformats.org/drawingml/2006/main" noChangeAspect="1"/>
+                    <a:graphicFrameLocks noChangeAspect="1"/>
                   </wp:cNvGraphicFramePr>
-                  <a:graphic xmlns:a="http://schemas.openxmlformats.org/drawingml/2006/main">
+                  <a:graphic>
                     <a:graphicData uri="http://schemas.openxmlformats.org/drawingml/2006/picture">
-                      <pic:pic xmlns:pic="http://schemas.openxmlformats.org/drawingml/2006/picture">
+                      <pic:pic>
                         <pic:nvPicPr>
-                          <pic:cNvPr id="138" name="Picture 138" descr="image"/>
+                          <pic:cNvPr id="193" name="Picture 193" descr="image"/>
                           <pic:cNvPicPr>
                             <a:picLocks noChangeAspect="1"/>
                           </pic:cNvPicPr>
                         </pic:nvPicPr>
                         <pic:blipFill>
-                          <a:blip r:embed="rId6|rId57"/>
+                          <a:blip r:embed="rId6"/>
                           <a:stretch>
                             <a:fillRect/>
                           </a:stretch>
@@ -3769,7 +3973,44 @@
                         <pic:spPr>
                           <a:xfrm>
                             <a:off x="0" y="0"/>
-                            <a:ext cx="2571750" cy="2857500"/>
+                            <a:ext cx="233491" cy="181604"/>
+                          </a:xfrm>
+                          <a:prstGeom prst="rect">
+                            <a:avLst/>
+                          </a:prstGeom>
+                        </pic:spPr>
+                      </pic:pic>
+                    </a:graphicData>
+                  </a:graphic>
+                </wp:inline>
+              </w:drawing>
+              <w:drawing>
+                <wp:inline distT="0" distB="0" distL="0" distR="0">
+                  <wp:extent cx="2646234" cy="2248434"/>
+                  <wp:effectExtent l="0" t="0" r="0" b="0"/>
+                  <wp:docPr id="194" name="Picture 194" descr="image"/>
+                  <wp:cNvGraphicFramePr>
+                    <a:graphicFrameLocks noChangeAspect="1"/>
+                  </wp:cNvGraphicFramePr>
+                  <a:graphic>
+                    <a:graphicData uri="http://schemas.openxmlformats.org/drawingml/2006/picture">
+                      <pic:pic>
+                        <pic:nvPicPr>
+                          <pic:cNvPr id="194" name="Picture 194" descr="image"/>
+                          <pic:cNvPicPr>
+                            <a:picLocks noChangeAspect="1"/>
+                          </pic:cNvPicPr>
+                        </pic:nvPicPr>
+                        <pic:blipFill>
+                          <a:blip r:embed="rId57"/>
+                          <a:stretch>
+                            <a:fillRect/>
+                          </a:stretch>
+                        </pic:blipFill>
+                        <pic:spPr>
+                          <a:xfrm>
+                            <a:off x="0" y="0"/>
+                            <a:ext cx="2646234" cy="2248434"/>
                           </a:xfrm>
                           <a:prstGeom prst="rect">
                             <a:avLst/>
@@ -3838,23 +4079,23 @@
               </w:rPr>
               <w:drawing>
                 <wp:inline distT="0" distB="0" distL="0" distR="0">
-                  <wp:extent cx="2571750" cy="2857500"/>
+                  <wp:extent cx="234195" cy="182151"/>
                   <wp:effectExtent l="0" t="0" r="0" b="0"/>
-                  <wp:docPr id="139" name="Picture 139" descr="image"/>
+                  <wp:docPr id="195" name="Picture 195" descr="image"/>
                   <wp:cNvGraphicFramePr>
-                    <a:graphicFrameLocks xmlns:a="http://schemas.openxmlformats.org/drawingml/2006/main" noChangeAspect="1"/>
+                    <a:graphicFrameLocks noChangeAspect="1"/>
                   </wp:cNvGraphicFramePr>
-                  <a:graphic xmlns:a="http://schemas.openxmlformats.org/drawingml/2006/main">
+                  <a:graphic>
                     <a:graphicData uri="http://schemas.openxmlformats.org/drawingml/2006/picture">
-                      <pic:pic xmlns:pic="http://schemas.openxmlformats.org/drawingml/2006/picture">
+                      <pic:pic>
                         <pic:nvPicPr>
-                          <pic:cNvPr id="139" name="Picture 139" descr="image"/>
+                          <pic:cNvPr id="195" name="Picture 195" descr="image"/>
                           <pic:cNvPicPr>
                             <a:picLocks noChangeAspect="1"/>
                           </pic:cNvPicPr>
                         </pic:nvPicPr>
                         <pic:blipFill>
-                          <a:blip r:embed="rId9|rId59"/>
+                          <a:blip r:embed="rId9"/>
                           <a:stretch>
                             <a:fillRect/>
                           </a:stretch>
@@ -3862,7 +4103,44 @@
                         <pic:spPr>
                           <a:xfrm>
                             <a:off x="0" y="0"/>
-                            <a:ext cx="2571750" cy="2857500"/>
+                            <a:ext cx="234195" cy="182151"/>
+                          </a:xfrm>
+                          <a:prstGeom prst="rect">
+                            <a:avLst/>
+                          </a:prstGeom>
+                        </pic:spPr>
+                      </pic:pic>
+                    </a:graphicData>
+                  </a:graphic>
+                </wp:inline>
+              </w:drawing>
+              <w:drawing>
+                <wp:inline distT="0" distB="0" distL="0" distR="0">
+                  <wp:extent cx="2645530" cy="1899578"/>
+                  <wp:effectExtent l="0" t="0" r="0" b="0"/>
+                  <wp:docPr id="196" name="Picture 196" descr="image"/>
+                  <wp:cNvGraphicFramePr>
+                    <a:graphicFrameLocks noChangeAspect="1"/>
+                  </wp:cNvGraphicFramePr>
+                  <a:graphic>
+                    <a:graphicData uri="http://schemas.openxmlformats.org/drawingml/2006/picture">
+                      <pic:pic>
+                        <pic:nvPicPr>
+                          <pic:cNvPr id="196" name="Picture 196" descr="image"/>
+                          <pic:cNvPicPr>
+                            <a:picLocks noChangeAspect="1"/>
+                          </pic:cNvPicPr>
+                        </pic:nvPicPr>
+                        <pic:blipFill>
+                          <a:blip r:embed="rId59"/>
+                          <a:stretch>
+                            <a:fillRect/>
+                          </a:stretch>
+                        </pic:blipFill>
+                        <pic:spPr>
+                          <a:xfrm>
+                            <a:off x="0" y="0"/>
+                            <a:ext cx="2645530" cy="1899578"/>
                           </a:xfrm>
                           <a:prstGeom prst="rect">
                             <a:avLst/>
@@ -3926,23 +4204,23 @@
               </w:rPr>
               <w:drawing>
                 <wp:inline distT="0" distB="0" distL="0" distR="0">
-                  <wp:extent cx="2571750" cy="2857500"/>
+                  <wp:extent cx="182518" cy="141958"/>
                   <wp:effectExtent l="0" t="0" r="0" b="0"/>
-                  <wp:docPr id="140" name="Picture 140" descr="image"/>
+                  <wp:docPr id="197" name="Picture 197" descr="image"/>
                   <wp:cNvGraphicFramePr>
-                    <a:graphicFrameLocks xmlns:a="http://schemas.openxmlformats.org/drawingml/2006/main" noChangeAspect="1"/>
+                    <a:graphicFrameLocks noChangeAspect="1"/>
                   </wp:cNvGraphicFramePr>
-                  <a:graphic xmlns:a="http://schemas.openxmlformats.org/drawingml/2006/main">
+                  <a:graphic>
                     <a:graphicData uri="http://schemas.openxmlformats.org/drawingml/2006/picture">
-                      <pic:pic xmlns:pic="http://schemas.openxmlformats.org/drawingml/2006/picture">
+                      <pic:pic>
                         <pic:nvPicPr>
-                          <pic:cNvPr id="140" name="Picture 140" descr="image"/>
+                          <pic:cNvPr id="197" name="Picture 197" descr="image"/>
                           <pic:cNvPicPr>
                             <a:picLocks noChangeAspect="1"/>
                           </pic:cNvPicPr>
                         </pic:nvPicPr>
                         <pic:blipFill>
-                          <a:blip r:embed="rId9|rId61"/>
+                          <a:blip r:embed="rId9"/>
                           <a:stretch>
                             <a:fillRect/>
                           </a:stretch>
@@ -3950,7 +4228,44 @@
                         <pic:spPr>
                           <a:xfrm>
                             <a:off x="0" y="0"/>
-                            <a:ext cx="2571750" cy="2857500"/>
+                            <a:ext cx="182518" cy="141958"/>
+                          </a:xfrm>
+                          <a:prstGeom prst="rect">
+                            <a:avLst/>
+                          </a:prstGeom>
+                        </pic:spPr>
+                      </pic:pic>
+                    </a:graphicData>
+                  </a:graphic>
+                </wp:inline>
+              </w:drawing>
+              <w:drawing>
+                <wp:inline distT="0" distB="0" distL="0" distR="0">
+                  <wp:extent cx="2697207" cy="1757579"/>
+                  <wp:effectExtent l="0" t="0" r="0" b="0"/>
+                  <wp:docPr id="198" name="Picture 198" descr="image"/>
+                  <wp:cNvGraphicFramePr>
+                    <a:graphicFrameLocks noChangeAspect="1"/>
+                  </wp:cNvGraphicFramePr>
+                  <a:graphic>
+                    <a:graphicData uri="http://schemas.openxmlformats.org/drawingml/2006/picture">
+                      <pic:pic>
+                        <pic:nvPicPr>
+                          <pic:cNvPr id="198" name="Picture 198" descr="image"/>
+                          <pic:cNvPicPr>
+                            <a:picLocks noChangeAspect="1"/>
+                          </pic:cNvPicPr>
+                        </pic:nvPicPr>
+                        <pic:blipFill>
+                          <a:blip r:embed="rId61"/>
+                          <a:stretch>
+                            <a:fillRect/>
+                          </a:stretch>
+                        </pic:blipFill>
+                        <pic:spPr>
+                          <a:xfrm>
+                            <a:off x="0" y="0"/>
+                            <a:ext cx="2697207" cy="1757579"/>
                           </a:xfrm>
                           <a:prstGeom prst="rect">
                             <a:avLst/>
@@ -4020,23 +4335,23 @@
         </w:rPr>
         <w:drawing>
           <wp:inline distT="0" distB="0" distL="0" distR="0">
-            <wp:extent cx="3132000" cy="1905000"/>
+            <wp:extent cx="1047750" cy="1990725"/>
             <wp:effectExtent l="0" t="0" r="0" b="0"/>
-            <wp:docPr id="141" name="Picture 141" descr="image"/>
+            <wp:docPr id="199" name="Picture 199" descr="image"/>
             <wp:cNvGraphicFramePr>
-              <a:graphicFrameLocks xmlns:a="http://schemas.openxmlformats.org/drawingml/2006/main" noChangeAspect="1"/>
+              <a:graphicFrameLocks noChangeAspect="1"/>
             </wp:cNvGraphicFramePr>
-            <a:graphic xmlns:a="http://schemas.openxmlformats.org/drawingml/2006/main">
+            <a:graphic>
               <a:graphicData uri="http://schemas.openxmlformats.org/drawingml/2006/picture">
-                <pic:pic xmlns:pic="http://schemas.openxmlformats.org/drawingml/2006/picture">
+                <pic:pic>
                   <pic:nvPicPr>
-                    <pic:cNvPr id="141" name="Picture 141" descr="image"/>
+                    <pic:cNvPr id="199" name="Picture 199" descr="image"/>
                     <pic:cNvPicPr>
                       <a:picLocks noChangeAspect="1"/>
                     </pic:cNvPicPr>
                   </pic:nvPicPr>
                   <pic:blipFill>
-                    <a:blip r:embed="rId62|rId63"/>
+                    <a:blip r:embed="rId62"/>
                     <a:stretch>
                       <a:fillRect/>
                     </a:stretch>
@@ -4044,7 +4359,44 @@
                   <pic:spPr>
                     <a:xfrm>
                       <a:off x="0" y="0"/>
-                      <a:ext cx="3132000" cy="1905000"/>
+                      <a:ext cx="1047750" cy="1990725"/>
+                    </a:xfrm>
+                    <a:prstGeom prst="rect">
+                      <a:avLst/>
+                    </a:prstGeom>
+                  </pic:spPr>
+                </pic:pic>
+              </a:graphicData>
+            </a:graphic>
+          </wp:inline>
+        </w:drawing>
+        <w:drawing>
+          <wp:inline distT="0" distB="0" distL="0" distR="0">
+            <wp:extent cx="1047750" cy="1990725"/>
+            <wp:effectExtent l="0" t="0" r="0" b="0"/>
+            <wp:docPr id="200" name="Picture 200" descr="image"/>
+            <wp:cNvGraphicFramePr>
+              <a:graphicFrameLocks noChangeAspect="1"/>
+            </wp:cNvGraphicFramePr>
+            <a:graphic>
+              <a:graphicData uri="http://schemas.openxmlformats.org/drawingml/2006/picture">
+                <pic:pic>
+                  <pic:nvPicPr>
+                    <pic:cNvPr id="200" name="Picture 200" descr="image"/>
+                    <pic:cNvPicPr>
+                      <a:picLocks noChangeAspect="1"/>
+                    </pic:cNvPicPr>
+                  </pic:nvPicPr>
+                  <pic:blipFill>
+                    <a:blip r:embed="rId63"/>
+                    <a:stretch>
+                      <a:fillRect/>
+                    </a:stretch>
+                  </pic:blipFill>
+                  <pic:spPr>
+                    <a:xfrm>
+                      <a:off x="0" y="0"/>
+                      <a:ext cx="1047750" cy="1990725"/>
                     </a:xfrm>
                     <a:prstGeom prst="rect">
                       <a:avLst/>
@@ -4431,23 +4783,23 @@
         </w:rPr>
         <w:drawing>
           <wp:inline distT="0" distB="0" distL="0" distR="0">
-            <wp:extent cx="3132000" cy="1905000"/>
+            <wp:extent cx="1047750" cy="2000250"/>
             <wp:effectExtent l="0" t="0" r="0" b="0"/>
-            <wp:docPr id="146" name="Picture 146" descr="image"/>
+            <wp:docPr id="201" name="Picture 201" descr="image"/>
             <wp:cNvGraphicFramePr>
-              <a:graphicFrameLocks xmlns:a="http://schemas.openxmlformats.org/drawingml/2006/main" noChangeAspect="1"/>
+              <a:graphicFrameLocks noChangeAspect="1"/>
             </wp:cNvGraphicFramePr>
-            <a:graphic xmlns:a="http://schemas.openxmlformats.org/drawingml/2006/main">
+            <a:graphic>
               <a:graphicData uri="http://schemas.openxmlformats.org/drawingml/2006/picture">
-                <pic:pic xmlns:pic="http://schemas.openxmlformats.org/drawingml/2006/picture">
+                <pic:pic>
                   <pic:nvPicPr>
-                    <pic:cNvPr id="146" name="Picture 146" descr="image"/>
+                    <pic:cNvPr id="201" name="Picture 201" descr="image"/>
                     <pic:cNvPicPr>
                       <a:picLocks noChangeAspect="1"/>
                     </pic:cNvPicPr>
                   </pic:nvPicPr>
                   <pic:blipFill>
-                    <a:blip r:embed="rId68|rId69"/>
+                    <a:blip r:embed="rId68"/>
                     <a:stretch>
                       <a:fillRect/>
                     </a:stretch>
@@ -4455,7 +4807,44 @@
                   <pic:spPr>
                     <a:xfrm>
                       <a:off x="0" y="0"/>
-                      <a:ext cx="3132000" cy="1905000"/>
+                      <a:ext cx="1047750" cy="2000250"/>
+                    </a:xfrm>
+                    <a:prstGeom prst="rect">
+                      <a:avLst/>
+                    </a:prstGeom>
+                  </pic:spPr>
+                </pic:pic>
+              </a:graphicData>
+            </a:graphic>
+          </wp:inline>
+        </w:drawing>
+        <w:drawing>
+          <wp:inline distT="0" distB="0" distL="0" distR="0">
+            <wp:extent cx="3600450" cy="3638550"/>
+            <wp:effectExtent l="0" t="0" r="0" b="0"/>
+            <wp:docPr id="202" name="Picture 202" descr="image"/>
+            <wp:cNvGraphicFramePr>
+              <a:graphicFrameLocks noChangeAspect="1"/>
+            </wp:cNvGraphicFramePr>
+            <a:graphic>
+              <a:graphicData uri="http://schemas.openxmlformats.org/drawingml/2006/picture">
+                <pic:pic>
+                  <pic:nvPicPr>
+                    <pic:cNvPr id="202" name="Picture 202" descr="image"/>
+                    <pic:cNvPicPr>
+                      <a:picLocks noChangeAspect="1"/>
+                    </pic:cNvPicPr>
+                  </pic:nvPicPr>
+                  <pic:blipFill>
+                    <a:blip r:embed="rId69"/>
+                    <a:stretch>
+                      <a:fillRect/>
+                    </a:stretch>
+                  </pic:blipFill>
+                  <pic:spPr>
+                    <a:xfrm>
+                      <a:off x="0" y="0"/>
+                      <a:ext cx="3600450" cy="3638550"/>
                     </a:xfrm>
                     <a:prstGeom prst="rect">
                       <a:avLst/>
@@ -5062,23 +5451,23 @@
         </w:rPr>
         <w:drawing>
           <wp:inline distT="0" distB="0" distL="0" distR="0">
-            <wp:extent cx="3132000" cy="2857500"/>
+            <wp:extent cx="1562100" cy="4610100"/>
             <wp:effectExtent l="0" t="0" r="0" b="0"/>
-            <wp:docPr id="153" name="Picture 153" descr="image"/>
+            <wp:docPr id="203" name="Picture 203" descr="image"/>
             <wp:cNvGraphicFramePr>
-              <a:graphicFrameLocks xmlns:a="http://schemas.openxmlformats.org/drawingml/2006/main" noChangeAspect="1"/>
+              <a:graphicFrameLocks noChangeAspect="1"/>
             </wp:cNvGraphicFramePr>
-            <a:graphic xmlns:a="http://schemas.openxmlformats.org/drawingml/2006/main">
+            <a:graphic>
               <a:graphicData uri="http://schemas.openxmlformats.org/drawingml/2006/picture">
-                <pic:pic xmlns:pic="http://schemas.openxmlformats.org/drawingml/2006/picture">
+                <pic:pic>
                   <pic:nvPicPr>
-                    <pic:cNvPr id="153" name="Picture 153" descr="image"/>
+                    <pic:cNvPr id="203" name="Picture 203" descr="image"/>
                     <pic:cNvPicPr>
                       <a:picLocks noChangeAspect="1"/>
                     </pic:cNvPicPr>
                   </pic:nvPicPr>
                   <pic:blipFill>
-                    <a:blip r:embed="rId80|rId81"/>
+                    <a:blip r:embed="rId80"/>
                     <a:stretch>
                       <a:fillRect/>
                     </a:stretch>
@@ -5086,7 +5475,44 @@
                   <pic:spPr>
                     <a:xfrm>
                       <a:off x="0" y="0"/>
-                      <a:ext cx="3132000" cy="2857500"/>
+                      <a:ext cx="1562100" cy="4610100"/>
+                    </a:xfrm>
+                    <a:prstGeom prst="rect">
+                      <a:avLst/>
+                    </a:prstGeom>
+                  </pic:spPr>
+                </pic:pic>
+              </a:graphicData>
+            </a:graphic>
+          </wp:inline>
+        </w:drawing>
+        <w:drawing>
+          <wp:inline distT="0" distB="0" distL="0" distR="0">
+            <wp:extent cx="1866900" cy="1743075"/>
+            <wp:effectExtent l="0" t="0" r="0" b="0"/>
+            <wp:docPr id="204" name="Picture 204" descr="image"/>
+            <wp:cNvGraphicFramePr>
+              <a:graphicFrameLocks noChangeAspect="1"/>
+            </wp:cNvGraphicFramePr>
+            <a:graphic>
+              <a:graphicData uri="http://schemas.openxmlformats.org/drawingml/2006/picture">
+                <pic:pic>
+                  <pic:nvPicPr>
+                    <pic:cNvPr id="204" name="Picture 204" descr="image"/>
+                    <pic:cNvPicPr>
+                      <a:picLocks noChangeAspect="1"/>
+                    </pic:cNvPicPr>
+                  </pic:nvPicPr>
+                  <pic:blipFill>
+                    <a:blip r:embed="rId81"/>
+                    <a:stretch>
+                      <a:fillRect/>
+                    </a:stretch>
+                  </pic:blipFill>
+                  <pic:spPr>
+                    <a:xfrm>
+                      <a:off x="0" y="0"/>
+                      <a:ext cx="1866900" cy="1743075"/>
                     </a:xfrm>
                     <a:prstGeom prst="rect">
                       <a:avLst/>
@@ -5426,23 +5852,23 @@
         </w:rPr>
         <w:drawing>
           <wp:inline distT="0" distB="0" distL="0" distR="0">
-            <wp:extent cx="3132000" cy="2857500"/>
+            <wp:extent cx="4745266" cy="2502895"/>
             <wp:effectExtent l="0" t="0" r="0" b="0"/>
-            <wp:docPr id="157" name="Picture 157" descr="image"/>
+            <wp:docPr id="205" name="Picture 205" descr="image"/>
             <wp:cNvGraphicFramePr>
-              <a:graphicFrameLocks xmlns:a="http://schemas.openxmlformats.org/drawingml/2006/main" noChangeAspect="1"/>
+              <a:graphicFrameLocks noChangeAspect="1"/>
             </wp:cNvGraphicFramePr>
-            <a:graphic xmlns:a="http://schemas.openxmlformats.org/drawingml/2006/main">
+            <a:graphic>
               <a:graphicData uri="http://schemas.openxmlformats.org/drawingml/2006/picture">
-                <pic:pic xmlns:pic="http://schemas.openxmlformats.org/drawingml/2006/picture">
+                <pic:pic>
                   <pic:nvPicPr>
-                    <pic:cNvPr id="157" name="Picture 157" descr="image"/>
+                    <pic:cNvPr id="205" name="Picture 205" descr="image"/>
                     <pic:cNvPicPr>
                       <a:picLocks noChangeAspect="1"/>
                     </pic:cNvPicPr>
                   </pic:nvPicPr>
                   <pic:blipFill>
-                    <a:blip r:embed="rId93|rId94"/>
+                    <a:blip r:embed="rId93"/>
                     <a:stretch>
                       <a:fillRect/>
                     </a:stretch>
@@ -5450,7 +5876,44 @@
                   <pic:spPr>
                     <a:xfrm>
                       <a:off x="0" y="0"/>
-                      <a:ext cx="3132000" cy="2857500"/>
+                      <a:ext cx="4745266" cy="2502895"/>
+                    </a:xfrm>
+                    <a:prstGeom prst="rect">
+                      <a:avLst/>
+                    </a:prstGeom>
+                  </pic:spPr>
+                </pic:pic>
+              </a:graphicData>
+            </a:graphic>
+          </wp:inline>
+        </w:drawing>
+        <w:drawing>
+          <wp:inline distT="0" distB="0" distL="0" distR="0">
+            <wp:extent cx="1014184" cy="1944629"/>
+            <wp:effectExtent l="0" t="0" r="0" b="0"/>
+            <wp:docPr id="206" name="Picture 206" descr="image"/>
+            <wp:cNvGraphicFramePr>
+              <a:graphicFrameLocks noChangeAspect="1"/>
+            </wp:cNvGraphicFramePr>
+            <a:graphic>
+              <a:graphicData uri="http://schemas.openxmlformats.org/drawingml/2006/picture">
+                <pic:pic>
+                  <pic:nvPicPr>
+                    <pic:cNvPr id="206" name="Picture 206" descr="image"/>
+                    <pic:cNvPicPr>
+                      <a:picLocks noChangeAspect="1"/>
+                    </pic:cNvPicPr>
+                  </pic:nvPicPr>
+                  <pic:blipFill>
+                    <a:blip r:embed="rId94"/>
+                    <a:stretch>
+                      <a:fillRect/>
+                    </a:stretch>
+                  </pic:blipFill>
+                  <pic:spPr>
+                    <a:xfrm>
+                      <a:off x="0" y="0"/>
+                      <a:ext cx="1014184" cy="1944629"/>
                     </a:xfrm>
                     <a:prstGeom prst="rect">
                       <a:avLst/>
@@ -8292,83 +8755,7 @@
 </w:document>
 </file>
 
-<file path=word\fontTable.xml><?xml version="1.0" encoding="utf-8"?>
-<w:fonts xmlns:mc="http://schemas.openxmlformats.org/markup-compatibility/2006" xmlns:r="http://schemas.openxmlformats.org/officeDocument/2006/relationships" xmlns:w="http://schemas.openxmlformats.org/wordprocessingml/2006/main" xmlns:w14="http://schemas.microsoft.com/office/word/2010/wordml" mc:Ignorable="w14">
-  <w:font w:name="Times New Roman">
-    <w:panose1 w:val="02020603050405020304"/>
-    <w:charset w:val="00"/>
-    <w:family w:val="roman"/>
-    <w:pitch w:val="variable"/>
-    <w:sig w:usb0="20007A87" w:usb1="80000000" w:usb2="00000008" w:usb3="00000000" w:csb0="000001FF" w:csb1="00000000"/>
-  </w:font>
-  <w:font w:name="宋体">
-    <w:panose1 w:val="02010600030101010101"/>
-    <w:charset w:val="86"/>
-    <w:family w:val="auto"/>
-    <w:pitch w:val="default"/>
-    <w:sig w:usb0="00000003" w:usb1="288F0000" w:usb2="00000006" w:usb3="00000000" w:csb0="00040001" w:csb1="00000000"/>
-  </w:font>
-  <w:font w:name="Wingdings">
-    <w:panose1 w:val="05000000000000000000"/>
-    <w:charset w:val="02"/>
-    <w:family w:val="auto"/>
-    <w:pitch w:val="default"/>
-    <w:sig w:usb0="00000000" w:usb1="00000000" w:usb2="00000000" w:usb3="00000000" w:csb0="80000000" w:csb1="00000000"/>
-  </w:font>
-  <w:font w:name="Arial">
-    <w:panose1 w:val="020B0604020202020204"/>
-    <w:charset w:val="01"/>
-    <w:family w:val="swiss"/>
-    <w:pitch w:val="default"/>
-    <w:sig w:usb0="E0002AFF" w:usb1="C0007843" w:usb2="00000009" w:usb3="00000000" w:csb0="400001FF" w:csb1="FFFF0000"/>
-  </w:font>
-  <w:font w:name="黑体">
-    <w:panose1 w:val="02010609060101010101"/>
-    <w:charset w:val="86"/>
-    <w:family w:val="auto"/>
-    <w:pitch w:val="default"/>
-    <w:sig w:usb0="800002BF" w:usb1="38CF7CFA" w:usb2="00000016" w:usb3="00000000" w:csb0="00040001" w:csb1="00000000"/>
-  </w:font>
-  <w:font w:name="Courier New">
-    <w:panose1 w:val="02070309020205020404"/>
-    <w:charset w:val="01"/>
-    <w:family w:val="modern"/>
-    <w:pitch w:val="default"/>
-    <w:sig w:usb0="E0002AFF" w:usb1="C0007843" w:usb2="00000009" w:usb3="00000000" w:csb0="400001FF" w:csb1="FFFF0000"/>
-  </w:font>
-  <w:font w:name="Symbol">
-    <w:panose1 w:val="05050102010706020507"/>
-    <w:charset w:val="02"/>
-    <w:family w:val="roman"/>
-    <w:pitch w:val="default"/>
-    <w:sig w:usb0="00000000" w:usb1="00000000" w:usb2="00000000" w:usb3="00000000" w:csb0="80000000" w:csb1="00000000"/>
-  </w:font>
-  <w:font w:name="Calibri">
-    <w:panose1 w:val="020F0502020204030204"/>
-    <w:charset w:val="00"/>
-    <w:family w:val="swiss"/>
-    <w:pitch w:val="default"/>
-    <w:sig w:usb0="E10002FF" w:usb1="4000ACFF" w:usb2="00000009" w:usb3="00000000" w:csb0="2000019F" w:csb1="00000000"/>
-  </w:font>
-  <w:font w:name="background-color:#FFFFFF;">
-    <w:altName w:val="Segoe Print"/>
-    <w:panose1 w:val="00000000000000000000"/>
-    <w:charset w:val="00"/>
-    <w:family w:val="auto"/>
-    <w:pitch w:val="default"/>
-    <w:sig w:usb0="00000000" w:usb1="00000000" w:usb2="00000000" w:usb3="00000000" w:csb0="00000000" w:csb1="00000000"/>
-  </w:font>
-  <w:font w:name="Segoe Print">
-    <w:panose1 w:val="02000600000000000000"/>
-    <w:charset w:val="00"/>
-    <w:family w:val="auto"/>
-    <w:pitch w:val="default"/>
-    <w:sig w:usb0="0000028F" w:usb1="00000000" w:usb2="00000000" w:usb3="00000000" w:csb0="2000009F" w:csb1="47010000"/>
-  </w:font>
-</w:fonts>
-</file>
-
-<file path=word\footer1.xml><?xml version="1.0" encoding="utf-8"?>
+<file path=word/footer1.xml><?xml version="1.0" encoding="utf-8"?>
 <w:ftr xmlns:w="http://schemas.openxmlformats.org/wordprocessingml/2006/main">
   <w:p>
     <w:pPr>
@@ -8448,62 +8835,7 @@
 </w:ftr>
 </file>
 
-<file path=word\settings.xml><?xml version="1.0" encoding="utf-8"?>
-<w:settings xmlns:mc="http://schemas.openxmlformats.org/markup-compatibility/2006" xmlns:o="urn:schemas-microsoft-com:office:office" xmlns:r="http://schemas.openxmlformats.org/officeDocument/2006/relationships" xmlns:m="http://schemas.openxmlformats.org/officeDocument/2006/math" xmlns:v="urn:schemas-microsoft-com:vml" xmlns:w10="urn:schemas-microsoft-com:office:word" xmlns:w="http://schemas.openxmlformats.org/wordprocessingml/2006/main" xmlns:w14="http://schemas.microsoft.com/office/word/2010/wordml" xmlns:sl="http://schemas.openxmlformats.org/schemaLibrary/2006/main" xmlns:wpsCustomData="http://www.wps.cn/officeDocument/2013/wpsCustomData" mc:Ignorable="w14">
-  <w:zoom w:percent="140"/>
-  <w:embedSystemFonts/>
-  <w:bordersDoNotSurroundHeader w:val="0"/>
-  <w:bordersDoNotSurroundFooter w:val="0"/>
-  <w:documentProtection w:enforcement="0"/>
-  <w:defaultTabStop w:val="420"/>
-  <w:drawingGridVerticalSpacing w:val="156"/>
-  <w:displayHorizontalDrawingGridEvery w:val="1"/>
-  <w:displayVerticalDrawingGridEvery w:val="1"/>
-  <w:noPunctuationKerning w:val="1"/>
-  <w:characterSpacingControl w:val="compressPunctuation"/>
-  <w:compat>
-    <w:spaceForUL/>
-    <w:balanceSingleByteDoubleByteWidth/>
-    <w:doNotLeaveBackslashAlone/>
-    <w:ulTrailSpace/>
-    <w:doNotExpandShiftReturn/>
-    <w:adjustLineHeightInTable/>
-    <w:doNotWrapTextWithPunct/>
-    <w:doNotUseEastAsianBreakRules/>
-    <w:useFELayout/>
-    <w:doNotUseIndentAsNumberingTabStop/>
-    <w:compatSetting w:name="compatibilityMode" w:uri="http://schemas.microsoft.com/office/word" w:val="14"/>
-    <w:compatSetting w:name="overrideTableStyleFontSizeAndJustification" w:uri="http://schemas.microsoft.com/office/word" w:val="1"/>
-    <w:compatSetting w:name="enableOpenTypeFeatures" w:uri="http://schemas.microsoft.com/office/word" w:val="1"/>
-    <w:compatSetting w:name="doNotFlipMirrorIndents" w:uri="http://schemas.microsoft.com/office/word" w:val="1"/>
-  </w:compat>
-  <w:docVars>
-    <w:docVar w:name="commondata" w:val="eyJoZGlkIjoiMWNiNTEzZGI4Y2MwYmVhYmM2YmQyYmZhYzFjMGE1OGYifQ=="/>
-  </w:docVars>
-  <w:rsids>
-    <w:rsidRoot w:val="00000000"/>
-    <w:rsid w:val="055D15A0"/>
-  </w:rsids>
-  <m:mathPr>
-    <m:mathFont m:val="Cambria Math"/>
-    <m:brkBin m:val="before"/>
-    <m:brkBinSub m:val="--"/>
-    <m:smallFrac m:val="0"/>
-    <m:dispDef/>
-    <m:lMargin m:val="0"/>
-    <m:rMargin m:val="0"/>
-    <m:defJc m:val="centerGroup"/>
-    <m:wrapIndent m:val="1440"/>
-    <m:intLim m:val="subSup"/>
-    <m:naryLim m:val="undOvr"/>
-  </m:mathPr>
-  <w:themeFontLang w:val="en-US" w:eastAsia="zh-CN"/>
-  <w:clrSchemeMapping w:bg1="light1" w:t1="dark1" w:bg2="light2" w:t2="dark2" w:accent1="accent1" w:accent2="accent2" w:accent3="accent3" w:accent4="accent4" w:accent5="accent5" w:accent6="accent6" w:hyperlink="hyperlink" w:followedHyperlink="followedHyperlink"/>
-  <w:doNotIncludeSubdocsInStats/>
-</w:settings>
-</file>
-
-<file path=word\styles.xml><?xml version="1.0" encoding="utf-8"?>
+<file path=word/styles.xml><?xml version="1.0" encoding="utf-8"?>
 <w:styles xmlns:mc="http://schemas.openxmlformats.org/markup-compatibility/2006" xmlns:o="urn:schemas-microsoft-com:office:office" xmlns:r="http://schemas.openxmlformats.org/officeDocument/2006/relationships" xmlns:m="http://schemas.openxmlformats.org/officeDocument/2006/math" xmlns:v="urn:schemas-microsoft-com:vml" xmlns:w="http://schemas.openxmlformats.org/wordprocessingml/2006/main" xmlns:w14="http://schemas.microsoft.com/office/word/2010/wordml" xmlns:w10="urn:schemas-microsoft-com:office:word" xmlns:sl="http://schemas.openxmlformats.org/schemaLibrary/2006/main" xmlns:wpsCustomData="http://www.wps.cn/officeDocument/2013/wpsCustomData" mc:Ignorable="w14">
   <w:docDefaults>
     <w:rPrDefault>
@@ -8833,7 +9165,247 @@
 </w:styles>
 </file>
 
-<file path=word\theme\theme1.xml><?xml version="1.0" encoding="utf-8"?>
+<file path=word/activeX/activeX1.xml><?xml version="1.0" encoding="utf-8"?>
+<ax:ocx xmlns:ax="http://schemas.microsoft.com/office/2006/activeX" xmlns:r="http://schemas.openxmlformats.org/officeDocument/2006/relationships" ax:classid="{5512D118-5CC6-11CF-8D67-00AA00BDCE1D}" r:id="rId1" ax:persistence="persistStorage"/>
+</file>
+
+<file path=word/activeX/activeX10.xml><?xml version="1.0" encoding="utf-8"?>
+<ax:ocx xmlns:ax="http://schemas.microsoft.com/office/2006/activeX" xmlns:r="http://schemas.openxmlformats.org/officeDocument/2006/relationships" ax:classid="{5512D118-5CC6-11CF-8D67-00AA00BDCE1D}" r:id="rId1" ax:persistence="persistStorage"/>
+</file>
+
+<file path=word/activeX/activeX11.xml><?xml version="1.0" encoding="utf-8"?>
+<ax:ocx xmlns:ax="http://schemas.microsoft.com/office/2006/activeX" xmlns:r="http://schemas.openxmlformats.org/officeDocument/2006/relationships" ax:classid="{5512D118-5CC6-11CF-8D67-00AA00BDCE1D}" r:id="rId1" ax:persistence="persistStorage"/>
+</file>
+
+<file path=word/activeX/activeX12.xml><?xml version="1.0" encoding="utf-8"?>
+<ax:ocx xmlns:ax="http://schemas.microsoft.com/office/2006/activeX" xmlns:r="http://schemas.openxmlformats.org/officeDocument/2006/relationships" ax:classid="{5512D118-5CC6-11CF-8D67-00AA00BDCE1D}" r:id="rId1" ax:persistence="persistStorage"/>
+</file>
+
+<file path=word/activeX/activeX13.xml><?xml version="1.0" encoding="utf-8"?>
+<ax:ocx xmlns:ax="http://schemas.microsoft.com/office/2006/activeX" xmlns:r="http://schemas.openxmlformats.org/officeDocument/2006/relationships" ax:classid="{5512D118-5CC6-11CF-8D67-00AA00BDCE1D}" r:id="rId1" ax:persistence="persistStorage"/>
+</file>
+
+<file path=word/activeX/activeX14.xml><?xml version="1.0" encoding="utf-8"?>
+<ax:ocx xmlns:ax="http://schemas.microsoft.com/office/2006/activeX" xmlns:r="http://schemas.openxmlformats.org/officeDocument/2006/relationships" ax:classid="{5512D118-5CC6-11CF-8D67-00AA00BDCE1D}" r:id="rId1" ax:persistence="persistStorage"/>
+</file>
+
+<file path=word/activeX/activeX15.xml><?xml version="1.0" encoding="utf-8"?>
+<ax:ocx xmlns:ax="http://schemas.microsoft.com/office/2006/activeX" xmlns:r="http://schemas.openxmlformats.org/officeDocument/2006/relationships" ax:classid="{5512D118-5CC6-11CF-8D67-00AA00BDCE1D}" r:id="rId1" ax:persistence="persistStorage"/>
+</file>
+
+<file path=word/activeX/activeX16.xml><?xml version="1.0" encoding="utf-8"?>
+<ax:ocx xmlns:ax="http://schemas.microsoft.com/office/2006/activeX" xmlns:r="http://schemas.openxmlformats.org/officeDocument/2006/relationships" ax:classid="{5512D118-5CC6-11CF-8D67-00AA00BDCE1D}" r:id="rId1" ax:persistence="persistStorage"/>
+</file>
+
+<file path=word/activeX/activeX17.xml><?xml version="1.0" encoding="utf-8"?>
+<ax:ocx xmlns:ax="http://schemas.microsoft.com/office/2006/activeX" xmlns:r="http://schemas.openxmlformats.org/officeDocument/2006/relationships" ax:classid="{5512D118-5CC6-11CF-8D67-00AA00BDCE1D}" r:id="rId1" ax:persistence="persistStorage"/>
+</file>
+
+<file path=word/activeX/activeX18.xml><?xml version="1.0" encoding="utf-8"?>
+<ax:ocx xmlns:ax="http://schemas.microsoft.com/office/2006/activeX" xmlns:r="http://schemas.openxmlformats.org/officeDocument/2006/relationships" ax:classid="{5512D118-5CC6-11CF-8D67-00AA00BDCE1D}" r:id="rId1" ax:persistence="persistStorage"/>
+</file>
+
+<file path=word/activeX/activeX19.xml><?xml version="1.0" encoding="utf-8"?>
+<ax:ocx xmlns:ax="http://schemas.microsoft.com/office/2006/activeX" xmlns:r="http://schemas.openxmlformats.org/officeDocument/2006/relationships" ax:classid="{5512D118-5CC6-11CF-8D67-00AA00BDCE1D}" r:id="rId1" ax:persistence="persistStorage"/>
+</file>
+
+<file path=word/activeX/activeX2.xml><?xml version="1.0" encoding="utf-8"?>
+<ax:ocx xmlns:ax="http://schemas.microsoft.com/office/2006/activeX" xmlns:r="http://schemas.openxmlformats.org/officeDocument/2006/relationships" ax:classid="{5512D118-5CC6-11CF-8D67-00AA00BDCE1D}" r:id="rId1" ax:persistence="persistStorage"/>
+</file>
+
+<file path=word/activeX/activeX20.xml><?xml version="1.0" encoding="utf-8"?>
+<ax:ocx xmlns:ax="http://schemas.microsoft.com/office/2006/activeX" xmlns:r="http://schemas.openxmlformats.org/officeDocument/2006/relationships" ax:classid="{5512D118-5CC6-11CF-8D67-00AA00BDCE1D}" r:id="rId1" ax:persistence="persistStorage"/>
+</file>
+
+<file path=word/activeX/activeX21.xml><?xml version="1.0" encoding="utf-8"?>
+<ax:ocx xmlns:ax="http://schemas.microsoft.com/office/2006/activeX" xmlns:r="http://schemas.openxmlformats.org/officeDocument/2006/relationships" ax:classid="{5512D118-5CC6-11CF-8D67-00AA00BDCE1D}" r:id="rId1" ax:persistence="persistStorage"/>
+</file>
+
+<file path=word/activeX/activeX22.xml><?xml version="1.0" encoding="utf-8"?>
+<ax:ocx xmlns:ax="http://schemas.microsoft.com/office/2006/activeX" xmlns:r="http://schemas.openxmlformats.org/officeDocument/2006/relationships" ax:classid="{5512D118-5CC6-11CF-8D67-00AA00BDCE1D}" r:id="rId1" ax:persistence="persistStorage"/>
+</file>
+
+<file path=word/activeX/activeX23.xml><?xml version="1.0" encoding="utf-8"?>
+<ax:ocx xmlns:ax="http://schemas.microsoft.com/office/2006/activeX" xmlns:r="http://schemas.openxmlformats.org/officeDocument/2006/relationships" ax:classid="{5512D118-5CC6-11CF-8D67-00AA00BDCE1D}" r:id="rId1" ax:persistence="persistStorage"/>
+</file>
+
+<file path=word/activeX/activeX24.xml><?xml version="1.0" encoding="utf-8"?>
+<ax:ocx xmlns:ax="http://schemas.microsoft.com/office/2006/activeX" xmlns:r="http://schemas.openxmlformats.org/officeDocument/2006/relationships" ax:classid="{5512D118-5CC6-11CF-8D67-00AA00BDCE1D}" r:id="rId1" ax:persistence="persistStorage"/>
+</file>
+
+<file path=word/activeX/activeX25.xml><?xml version="1.0" encoding="utf-8"?>
+<ax:ocx xmlns:ax="http://schemas.microsoft.com/office/2006/activeX" xmlns:r="http://schemas.openxmlformats.org/officeDocument/2006/relationships" ax:classid="{5512D118-5CC6-11CF-8D67-00AA00BDCE1D}" r:id="rId1" ax:persistence="persistStorage"/>
+</file>
+
+<file path=word/activeX/activeX26.xml><?xml version="1.0" encoding="utf-8"?>
+<ax:ocx xmlns:ax="http://schemas.microsoft.com/office/2006/activeX" xmlns:r="http://schemas.openxmlformats.org/officeDocument/2006/relationships" ax:classid="{5512D118-5CC6-11CF-8D67-00AA00BDCE1D}" r:id="rId1" ax:persistence="persistStorage"/>
+</file>
+
+<file path=word/activeX/activeX27.xml><?xml version="1.0" encoding="utf-8"?>
+<ax:ocx xmlns:ax="http://schemas.microsoft.com/office/2006/activeX" xmlns:r="http://schemas.openxmlformats.org/officeDocument/2006/relationships" ax:classid="{5512D118-5CC6-11CF-8D67-00AA00BDCE1D}" r:id="rId1" ax:persistence="persistStorage"/>
+</file>
+
+<file path=word/activeX/activeX28.xml><?xml version="1.0" encoding="utf-8"?>
+<ax:ocx xmlns:ax="http://schemas.microsoft.com/office/2006/activeX" xmlns:r="http://schemas.openxmlformats.org/officeDocument/2006/relationships" ax:classid="{5512D118-5CC6-11CF-8D67-00AA00BDCE1D}" r:id="rId1" ax:persistence="persistStorage"/>
+</file>
+
+<file path=word/activeX/activeX29.xml><?xml version="1.0" encoding="utf-8"?>
+<ax:ocx xmlns:ax="http://schemas.microsoft.com/office/2006/activeX" xmlns:r="http://schemas.openxmlformats.org/officeDocument/2006/relationships" ax:classid="{5512D118-5CC6-11CF-8D67-00AA00BDCE1D}" r:id="rId1" ax:persistence="persistStorage"/>
+</file>
+
+<file path=word/activeX/activeX3.xml><?xml version="1.0" encoding="utf-8"?>
+<ax:ocx xmlns:ax="http://schemas.microsoft.com/office/2006/activeX" xmlns:r="http://schemas.openxmlformats.org/officeDocument/2006/relationships" ax:classid="{5512D118-5CC6-11CF-8D67-00AA00BDCE1D}" r:id="rId1" ax:persistence="persistStorage"/>
+</file>
+
+<file path=word/activeX/activeX30.xml><?xml version="1.0" encoding="utf-8"?>
+<ax:ocx xmlns:ax="http://schemas.microsoft.com/office/2006/activeX" xmlns:r="http://schemas.openxmlformats.org/officeDocument/2006/relationships" ax:classid="{5512D118-5CC6-11CF-8D67-00AA00BDCE1D}" r:id="rId1" ax:persistence="persistStorage"/>
+</file>
+
+<file path=word/activeX/activeX31.xml><?xml version="1.0" encoding="utf-8"?>
+<ax:ocx xmlns:ax="http://schemas.microsoft.com/office/2006/activeX" xmlns:r="http://schemas.openxmlformats.org/officeDocument/2006/relationships" ax:classid="{5512D118-5CC6-11CF-8D67-00AA00BDCE1D}" r:id="rId1" ax:persistence="persistStorage"/>
+</file>
+
+<file path=word/activeX/activeX32.xml><?xml version="1.0" encoding="utf-8"?>
+<ax:ocx xmlns:ax="http://schemas.microsoft.com/office/2006/activeX" xmlns:r="http://schemas.openxmlformats.org/officeDocument/2006/relationships" ax:classid="{5512D118-5CC6-11CF-8D67-00AA00BDCE1D}" r:id="rId1" ax:persistence="persistStorage"/>
+</file>
+
+<file path=word/activeX/activeX33.xml><?xml version="1.0" encoding="utf-8"?>
+<ax:ocx xmlns:ax="http://schemas.microsoft.com/office/2006/activeX" xmlns:r="http://schemas.openxmlformats.org/officeDocument/2006/relationships" ax:classid="{5512D118-5CC6-11CF-8D67-00AA00BDCE1D}" r:id="rId1" ax:persistence="persistStorage"/>
+</file>
+
+<file path=word/activeX/activeX34.xml><?xml version="1.0" encoding="utf-8"?>
+<ax:ocx xmlns:ax="http://schemas.microsoft.com/office/2006/activeX" xmlns:r="http://schemas.openxmlformats.org/officeDocument/2006/relationships" ax:classid="{5512D118-5CC6-11CF-8D67-00AA00BDCE1D}" r:id="rId1" ax:persistence="persistStorage"/>
+</file>
+
+<file path=word/activeX/activeX35.xml><?xml version="1.0" encoding="utf-8"?>
+<ax:ocx xmlns:ax="http://schemas.microsoft.com/office/2006/activeX" xmlns:r="http://schemas.openxmlformats.org/officeDocument/2006/relationships" ax:classid="{5512D118-5CC6-11CF-8D67-00AA00BDCE1D}" r:id="rId1" ax:persistence="persistStorage"/>
+</file>
+
+<file path=word/activeX/activeX36.xml><?xml version="1.0" encoding="utf-8"?>
+<ax:ocx xmlns:ax="http://schemas.microsoft.com/office/2006/activeX" xmlns:r="http://schemas.openxmlformats.org/officeDocument/2006/relationships" ax:classid="{5512D118-5CC6-11CF-8D67-00AA00BDCE1D}" r:id="rId1" ax:persistence="persistStorage"/>
+</file>
+
+<file path=word/activeX/activeX37.xml><?xml version="1.0" encoding="utf-8"?>
+<ax:ocx xmlns:ax="http://schemas.microsoft.com/office/2006/activeX" xmlns:r="http://schemas.openxmlformats.org/officeDocument/2006/relationships" ax:classid="{5512D118-5CC6-11CF-8D67-00AA00BDCE1D}" r:id="rId1" ax:persistence="persistStorage"/>
+</file>
+
+<file path=word/activeX/activeX38.xml><?xml version="1.0" encoding="utf-8"?>
+<ax:ocx xmlns:ax="http://schemas.microsoft.com/office/2006/activeX" xmlns:r="http://schemas.openxmlformats.org/officeDocument/2006/relationships" ax:classid="{5512D118-5CC6-11CF-8D67-00AA00BDCE1D}" r:id="rId1" ax:persistence="persistStorage"/>
+</file>
+
+<file path=word/activeX/activeX39.xml><?xml version="1.0" encoding="utf-8"?>
+<ax:ocx xmlns:ax="http://schemas.microsoft.com/office/2006/activeX" xmlns:r="http://schemas.openxmlformats.org/officeDocument/2006/relationships" ax:classid="{5512D118-5CC6-11CF-8D67-00AA00BDCE1D}" r:id="rId1" ax:persistence="persistStorage"/>
+</file>
+
+<file path=word/activeX/activeX4.xml><?xml version="1.0" encoding="utf-8"?>
+<ax:ocx xmlns:ax="http://schemas.microsoft.com/office/2006/activeX" xmlns:r="http://schemas.openxmlformats.org/officeDocument/2006/relationships" ax:classid="{5512D118-5CC6-11CF-8D67-00AA00BDCE1D}" r:id="rId1" ax:persistence="persistStorage"/>
+</file>
+
+<file path=word/activeX/activeX40.xml><?xml version="1.0" encoding="utf-8"?>
+<ax:ocx xmlns:ax="http://schemas.microsoft.com/office/2006/activeX" xmlns:r="http://schemas.openxmlformats.org/officeDocument/2006/relationships" ax:classid="{5512D118-5CC6-11CF-8D67-00AA00BDCE1D}" r:id="rId1" ax:persistence="persistStorage"/>
+</file>
+
+<file path=word/activeX/activeX41.xml><?xml version="1.0" encoding="utf-8"?>
+<ax:ocx xmlns:ax="http://schemas.microsoft.com/office/2006/activeX" xmlns:r="http://schemas.openxmlformats.org/officeDocument/2006/relationships" ax:classid="{5512D118-5CC6-11CF-8D67-00AA00BDCE1D}" r:id="rId1" ax:persistence="persistStorage"/>
+</file>
+
+<file path=word/activeX/activeX42.xml><?xml version="1.0" encoding="utf-8"?>
+<ax:ocx xmlns:ax="http://schemas.microsoft.com/office/2006/activeX" xmlns:r="http://schemas.openxmlformats.org/officeDocument/2006/relationships" ax:classid="{5512D118-5CC6-11CF-8D67-00AA00BDCE1D}" r:id="rId1" ax:persistence="persistStorage"/>
+</file>
+
+<file path=word/activeX/activeX43.xml><?xml version="1.0" encoding="utf-8"?>
+<ax:ocx xmlns:ax="http://schemas.microsoft.com/office/2006/activeX" xmlns:r="http://schemas.openxmlformats.org/officeDocument/2006/relationships" ax:classid="{5512D118-5CC6-11CF-8D67-00AA00BDCE1D}" r:id="rId1" ax:persistence="persistStorage"/>
+</file>
+
+<file path=word/activeX/activeX44.xml><?xml version="1.0" encoding="utf-8"?>
+<ax:ocx xmlns:ax="http://schemas.microsoft.com/office/2006/activeX" xmlns:r="http://schemas.openxmlformats.org/officeDocument/2006/relationships" ax:classid="{5512D118-5CC6-11CF-8D67-00AA00BDCE1D}" r:id="rId1" ax:persistence="persistStorage"/>
+</file>
+
+<file path=word/activeX/activeX45.xml><?xml version="1.0" encoding="utf-8"?>
+<ax:ocx xmlns:ax="http://schemas.microsoft.com/office/2006/activeX" xmlns:r="http://schemas.openxmlformats.org/officeDocument/2006/relationships" ax:classid="{5512D118-5CC6-11CF-8D67-00AA00BDCE1D}" r:id="rId1" ax:persistence="persistStorage"/>
+</file>
+
+<file path=word/activeX/activeX46.xml><?xml version="1.0" encoding="utf-8"?>
+<ax:ocx xmlns:ax="http://schemas.microsoft.com/office/2006/activeX" xmlns:r="http://schemas.openxmlformats.org/officeDocument/2006/relationships" ax:classid="{5512D118-5CC6-11CF-8D67-00AA00BDCE1D}" r:id="rId1" ax:persistence="persistStorage"/>
+</file>
+
+<file path=word/activeX/activeX47.xml><?xml version="1.0" encoding="utf-8"?>
+<ax:ocx xmlns:ax="http://schemas.microsoft.com/office/2006/activeX" xmlns:r="http://schemas.openxmlformats.org/officeDocument/2006/relationships" ax:classid="{5512D118-5CC6-11CF-8D67-00AA00BDCE1D}" r:id="rId1" ax:persistence="persistStorage"/>
+</file>
+
+<file path=word/activeX/activeX48.xml><?xml version="1.0" encoding="utf-8"?>
+<ax:ocx xmlns:ax="http://schemas.microsoft.com/office/2006/activeX" xmlns:r="http://schemas.openxmlformats.org/officeDocument/2006/relationships" ax:classid="{5512D118-5CC6-11CF-8D67-00AA00BDCE1D}" r:id="rId1" ax:persistence="persistStorage"/>
+</file>
+
+<file path=word/activeX/activeX49.xml><?xml version="1.0" encoding="utf-8"?>
+<ax:ocx xmlns:ax="http://schemas.microsoft.com/office/2006/activeX" xmlns:r="http://schemas.openxmlformats.org/officeDocument/2006/relationships" ax:classid="{5512D118-5CC6-11CF-8D67-00AA00BDCE1D}" r:id="rId1" ax:persistence="persistStorage"/>
+</file>
+
+<file path=word/activeX/activeX5.xml><?xml version="1.0" encoding="utf-8"?>
+<ax:ocx xmlns:ax="http://schemas.microsoft.com/office/2006/activeX" xmlns:r="http://schemas.openxmlformats.org/officeDocument/2006/relationships" ax:classid="{5512D118-5CC6-11CF-8D67-00AA00BDCE1D}" r:id="rId1" ax:persistence="persistStorage"/>
+</file>
+
+<file path=word/activeX/activeX50.xml><?xml version="1.0" encoding="utf-8"?>
+<ax:ocx xmlns:ax="http://schemas.microsoft.com/office/2006/activeX" xmlns:r="http://schemas.openxmlformats.org/officeDocument/2006/relationships" ax:classid="{5512D118-5CC6-11CF-8D67-00AA00BDCE1D}" r:id="rId1" ax:persistence="persistStorage"/>
+</file>
+
+<file path=word/activeX/activeX51.xml><?xml version="1.0" encoding="utf-8"?>
+<ax:ocx xmlns:ax="http://schemas.microsoft.com/office/2006/activeX" xmlns:r="http://schemas.openxmlformats.org/officeDocument/2006/relationships" ax:classid="{5512D118-5CC6-11CF-8D67-00AA00BDCE1D}" r:id="rId1" ax:persistence="persistStorage"/>
+</file>
+
+<file path=word/activeX/activeX52.xml><?xml version="1.0" encoding="utf-8"?>
+<ax:ocx xmlns:ax="http://schemas.microsoft.com/office/2006/activeX" xmlns:r="http://schemas.openxmlformats.org/officeDocument/2006/relationships" ax:classid="{5512D118-5CC6-11CF-8D67-00AA00BDCE1D}" r:id="rId1" ax:persistence="persistStorage"/>
+</file>
+
+<file path=word/activeX/activeX53.xml><?xml version="1.0" encoding="utf-8"?>
+<ax:ocx xmlns:ax="http://schemas.microsoft.com/office/2006/activeX" xmlns:r="http://schemas.openxmlformats.org/officeDocument/2006/relationships" ax:classid="{5512D118-5CC6-11CF-8D67-00AA00BDCE1D}" r:id="rId1" ax:persistence="persistStorage"/>
+</file>
+
+<file path=word/activeX/activeX54.xml><?xml version="1.0" encoding="utf-8"?>
+<ax:ocx xmlns:ax="http://schemas.microsoft.com/office/2006/activeX" xmlns:r="http://schemas.openxmlformats.org/officeDocument/2006/relationships" ax:classid="{5512D118-5CC6-11CF-8D67-00AA00BDCE1D}" r:id="rId1" ax:persistence="persistStorage"/>
+</file>
+
+<file path=word/activeX/activeX55.xml><?xml version="1.0" encoding="utf-8"?>
+<ax:ocx xmlns:ax="http://schemas.microsoft.com/office/2006/activeX" xmlns:r="http://schemas.openxmlformats.org/officeDocument/2006/relationships" ax:classid="{5512D118-5CC6-11CF-8D67-00AA00BDCE1D}" r:id="rId1" ax:persistence="persistStorage"/>
+</file>
+
+<file path=word/activeX/activeX56.xml><?xml version="1.0" encoding="utf-8"?>
+<ax:ocx xmlns:ax="http://schemas.microsoft.com/office/2006/activeX" xmlns:r="http://schemas.openxmlformats.org/officeDocument/2006/relationships" ax:classid="{5512D118-5CC6-11CF-8D67-00AA00BDCE1D}" r:id="rId1" ax:persistence="persistStorage"/>
+</file>
+
+<file path=word/activeX/activeX57.xml><?xml version="1.0" encoding="utf-8"?>
+<ax:ocx xmlns:ax="http://schemas.microsoft.com/office/2006/activeX" xmlns:r="http://schemas.openxmlformats.org/officeDocument/2006/relationships" ax:classid="{5512D118-5CC6-11CF-8D67-00AA00BDCE1D}" r:id="rId1" ax:persistence="persistStorage"/>
+</file>
+
+<file path=word/activeX/activeX58.xml><?xml version="1.0" encoding="utf-8"?>
+<ax:ocx xmlns:ax="http://schemas.microsoft.com/office/2006/activeX" xmlns:r="http://schemas.openxmlformats.org/officeDocument/2006/relationships" ax:classid="{5512D118-5CC6-11CF-8D67-00AA00BDCE1D}" r:id="rId1" ax:persistence="persistStorage"/>
+</file>
+
+<file path=word/activeX/activeX59.xml><?xml version="1.0" encoding="utf-8"?>
+<ax:ocx xmlns:ax="http://schemas.microsoft.com/office/2006/activeX" xmlns:r="http://schemas.openxmlformats.org/officeDocument/2006/relationships" ax:classid="{5512D118-5CC6-11CF-8D67-00AA00BDCE1D}" r:id="rId1" ax:persistence="persistStorage"/>
+</file>
+
+<file path=word/activeX/activeX6.xml><?xml version="1.0" encoding="utf-8"?>
+<ax:ocx xmlns:ax="http://schemas.microsoft.com/office/2006/activeX" xmlns:r="http://schemas.openxmlformats.org/officeDocument/2006/relationships" ax:classid="{5512D118-5CC6-11CF-8D67-00AA00BDCE1D}" r:id="rId1" ax:persistence="persistStorage"/>
+</file>
+
+<file path=word/activeX/activeX60.xml><?xml version="1.0" encoding="utf-8"?>
+<ax:ocx xmlns:ax="http://schemas.microsoft.com/office/2006/activeX" xmlns:r="http://schemas.openxmlformats.org/officeDocument/2006/relationships" ax:classid="{5512D118-5CC6-11CF-8D67-00AA00BDCE1D}" r:id="rId1" ax:persistence="persistStorage"/>
+</file>
+
+<file path=word/activeX/activeX7.xml><?xml version="1.0" encoding="utf-8"?>
+<ax:ocx xmlns:ax="http://schemas.microsoft.com/office/2006/activeX" xmlns:r="http://schemas.openxmlformats.org/officeDocument/2006/relationships" ax:classid="{5512D118-5CC6-11CF-8D67-00AA00BDCE1D}" r:id="rId1" ax:persistence="persistStorage"/>
+</file>
+
+<file path=word/activeX/activeX8.xml><?xml version="1.0" encoding="utf-8"?>
+<ax:ocx xmlns:ax="http://schemas.microsoft.com/office/2006/activeX" xmlns:r="http://schemas.openxmlformats.org/officeDocument/2006/relationships" ax:classid="{5512D118-5CC6-11CF-8D67-00AA00BDCE1D}" r:id="rId1" ax:persistence="persistStorage"/>
+</file>
+
+<file path=word/activeX/activeX9.xml><?xml version="1.0" encoding="utf-8"?>
+<ax:ocx xmlns:ax="http://schemas.microsoft.com/office/2006/activeX" xmlns:r="http://schemas.openxmlformats.org/officeDocument/2006/relationships" ax:classid="{5512D118-5CC6-11CF-8D67-00AA00BDCE1D}" r:id="rId1" ax:persistence="persistStorage"/>
+</file>
+
+<file path=word/theme/theme1.xml><?xml version="1.0" encoding="utf-8"?>
 <a:theme xmlns:a="http://schemas.openxmlformats.org/drawingml/2006/main" name="WPS">
   <a:themeElements>
     <a:clrScheme name="WPS">
